--- a/Homework/DL_FactoryAutomation/산출물/DL_시너지분석_20260625.docx
+++ b/Homework/DL_FactoryAutomation/산출물/DL_시너지분석_20260625.docx
@@ -8938,6 +8938,529 @@
         <w:t>※ 회귀 기능: FEMTO DL RUL 예측(분 단위), RAG RUL 추정 / 그 외: 이진·다중 분류</w:t>
       </w:r>
     </w:p>
+    <w:p>
+      <w:pPr>
+        <w:pStyle w:val="Heading2"/>
+      </w:pPr>
+      <w:r>
+        <w:t>OOS RMSE 각주</w:t>
+      </w:r>
+    </w:p>
+    <w:tbl>
+      <w:tblPr>
+        <w:tblStyle w:val="TableGrid"/>
+        <w:tblW w:type="auto" w:w="0"/>
+        <w:tblLook w:firstColumn="1" w:firstRow="1" w:lastColumn="0" w:lastRow="0" w:noHBand="0" w:noVBand="1" w:val="04A0"/>
+      </w:tblPr>
+      <w:tblGrid>
+        <w:gridCol w:w="9072"/>
+      </w:tblGrid>
+      <w:tr>
+        <w:tc>
+          <w:tcPr>
+            <w:tcW w:type="dxa" w:w="9072"/>
+            <w:shd w:val="clear" w:color="auto" w:fill="F2F2F2"/>
+          </w:tcPr>
+          <w:p>
+            <w:r>
+              <w:rPr>
+                <w:rFonts w:ascii="맑은 고딕" w:hAnsi="맑은 고딕"/>
+                <w:sz w:val="18"/>
+              </w:rPr>
+              <w:t>【OOS RMSE 각주】</w:t>
+              <w:br/>
+              <w:t>• OOS(Out-Of-Sample): 학습에 미사용된 테스트셋으로 측정한 RMSE → 모델 일반화 성능 지표</w:t>
+              <w:br/>
+              <w:t xml:space="preserve">  ↔ In-Sample RMSE(학습셋)와 대비; 실무 모델 선정 기준은 OOS 우선</w:t>
+              <w:br/>
+              <w:t>• 단위: 분(min). 836.6분 ≈ 'RUL 예측이 실제와 평균 ~836분 차이' (제곱평균 → 큰 오차 가중)</w:t>
+              <w:br/>
+              <w:t>• 작을수록 우수. OOS ≫ In-Sample 이면 과적합 신호</w:t>
+              <w:br/>
+              <w:t>• 기준선 956분: 그리드서치 챔피언(window=20, units=32, dropout=0.1)의 고정 참조값</w:t>
+              <w:br/>
+              <w:t xml:space="preserve">  ≠ batch=32 재실험값(1002.6분). 동일 설정도 시드·초기화 변동으로 실행마다 결과 상이</w:t>
+              <w:br/>
+              <w:t xml:space="preserve">  → 표의 '기존(batch=32)'과 '기준(956분)'은 별개 개념; 혼동 방지 주석</w:t>
+            </w:r>
+          </w:p>
+        </w:tc>
+      </w:tr>
+    </w:tbl>
+    <w:p>
+      <w:pPr>
+        <w:pStyle w:val="Heading2"/>
+      </w:pPr>
+      <w:r>
+        <w:t>Milling 분류 모델 비교</w:t>
+      </w:r>
+    </w:p>
+    <w:p>
+      <w:r>
+        <w:rPr>
+          <w:sz w:val="18"/>
+        </w:rPr>
+        <w:t>임계값 0.75 조건에서 3개 모델 모두 동일 붕괴(F1=0.0) — 9에폭 조기종료 시 P(마모)≈0.66 수렴, 임계값 미달로 전부 0 예측.</w:t>
+      </w:r>
+    </w:p>
+    <w:tbl>
+      <w:tblPr>
+        <w:tblStyle w:val="TableGrid"/>
+        <w:tblW w:type="auto" w:w="0"/>
+        <w:tblLook w:firstColumn="1" w:firstRow="1" w:lastColumn="0" w:lastRow="0" w:noHBand="0" w:noVBand="1" w:val="04A0"/>
+      </w:tblPr>
+      <w:tblGrid>
+        <w:gridCol w:w="1296"/>
+        <w:gridCol w:w="1296"/>
+        <w:gridCol w:w="1296"/>
+        <w:gridCol w:w="1296"/>
+        <w:gridCol w:w="1296"/>
+        <w:gridCol w:w="1296"/>
+        <w:gridCol w:w="1296"/>
+      </w:tblGrid>
+      <w:tr>
+        <w:tc>
+          <w:tcPr>
+            <w:tcW w:type="dxa" w:w="1296"/>
+            <w:shd w:val="clear" w:color="auto" w:fill="1F3864"/>
+          </w:tcPr>
+          <w:p>
+            <w:r>
+              <w:rPr>
+                <w:rFonts w:ascii="맑은 고딕" w:hAnsi="맑은 고딕"/>
+                <w:b/>
+                <w:color w:val="FFFFFF"/>
+                <w:sz w:val="18"/>
+              </w:rPr>
+              <w:t>모델</w:t>
+            </w:r>
+          </w:p>
+        </w:tc>
+        <w:tc>
+          <w:tcPr>
+            <w:tcW w:type="dxa" w:w="1296"/>
+            <w:shd w:val="clear" w:color="auto" w:fill="1F3864"/>
+          </w:tcPr>
+          <w:p>
+            <w:r>
+              <w:rPr>
+                <w:rFonts w:ascii="맑은 고딕" w:hAnsi="맑은 고딕"/>
+                <w:b/>
+                <w:color w:val="FFFFFF"/>
+                <w:sz w:val="18"/>
+              </w:rPr>
+              <w:t>비고</w:t>
+            </w:r>
+          </w:p>
+        </w:tc>
+        <w:tc>
+          <w:tcPr>
+            <w:tcW w:type="dxa" w:w="1296"/>
+            <w:shd w:val="clear" w:color="auto" w:fill="1F3864"/>
+          </w:tcPr>
+          <w:p>
+            <w:r>
+              <w:rPr>
+                <w:rFonts w:ascii="맑은 고딕" w:hAnsi="맑은 고딕"/>
+                <w:b/>
+                <w:color w:val="FFFFFF"/>
+                <w:sz w:val="18"/>
+              </w:rPr>
+              <w:t>파라미터</w:t>
+            </w:r>
+          </w:p>
+        </w:tc>
+        <w:tc>
+          <w:tcPr>
+            <w:tcW w:type="dxa" w:w="1296"/>
+            <w:shd w:val="clear" w:color="auto" w:fill="1F3864"/>
+          </w:tcPr>
+          <w:p>
+            <w:r>
+              <w:rPr>
+                <w:rFonts w:ascii="맑은 고딕" w:hAnsi="맑은 고딕"/>
+                <w:b/>
+                <w:color w:val="FFFFFF"/>
+                <w:sz w:val="18"/>
+              </w:rPr>
+              <w:t>ACC</w:t>
+            </w:r>
+          </w:p>
+        </w:tc>
+        <w:tc>
+          <w:tcPr>
+            <w:tcW w:type="dxa" w:w="1296"/>
+            <w:shd w:val="clear" w:color="auto" w:fill="1F3864"/>
+          </w:tcPr>
+          <w:p>
+            <w:r>
+              <w:rPr>
+                <w:rFonts w:ascii="맑은 고딕" w:hAnsi="맑은 고딕"/>
+                <w:b/>
+                <w:color w:val="FFFFFF"/>
+                <w:sz w:val="18"/>
+              </w:rPr>
+              <w:t>F1</w:t>
+            </w:r>
+          </w:p>
+        </w:tc>
+        <w:tc>
+          <w:tcPr>
+            <w:tcW w:type="dxa" w:w="1296"/>
+            <w:shd w:val="clear" w:color="auto" w:fill="1F3864"/>
+          </w:tcPr>
+          <w:p>
+            <w:r>
+              <w:rPr>
+                <w:rFonts w:ascii="맑은 고딕" w:hAnsi="맑은 고딕"/>
+                <w:b/>
+                <w:color w:val="FFFFFF"/>
+                <w:sz w:val="18"/>
+              </w:rPr>
+              <w:t>AUC</w:t>
+            </w:r>
+          </w:p>
+        </w:tc>
+        <w:tc>
+          <w:tcPr>
+            <w:tcW w:type="dxa" w:w="1296"/>
+            <w:shd w:val="clear" w:color="auto" w:fill="1F3864"/>
+          </w:tcPr>
+          <w:p>
+            <w:r>
+              <w:rPr>
+                <w:rFonts w:ascii="맑은 고딕" w:hAnsi="맑은 고딕"/>
+                <w:b/>
+                <w:color w:val="FFFFFF"/>
+                <w:sz w:val="18"/>
+              </w:rPr>
+              <w:t>에폭</w:t>
+            </w:r>
+          </w:p>
+        </w:tc>
+      </w:tr>
+      <w:tr>
+        <w:tc>
+          <w:tcPr>
+            <w:tcW w:type="dxa" w:w="1296"/>
+          </w:tcPr>
+          <w:p>
+            <w:r>
+              <w:rPr>
+                <w:rFonts w:ascii="맑은 고딕" w:hAnsi="맑은 고딕"/>
+                <w:b w:val="0"/>
+                <w:sz w:val="18"/>
+              </w:rPr>
+              <w:t>1D-CNN(멀티채널)</w:t>
+            </w:r>
+          </w:p>
+        </w:tc>
+        <w:tc>
+          <w:tcPr>
+            <w:tcW w:type="dxa" w:w="1296"/>
+          </w:tcPr>
+          <w:p>
+            <w:r>
+              <w:rPr>
+                <w:rFonts w:ascii="맑은 고딕" w:hAnsi="맑은 고딕"/>
+                <w:b w:val="0"/>
+                <w:sz w:val="18"/>
+              </w:rPr>
+              <w:t>기존 기준</w:t>
+            </w:r>
+          </w:p>
+        </w:tc>
+        <w:tc>
+          <w:tcPr>
+            <w:tcW w:type="dxa" w:w="1296"/>
+          </w:tcPr>
+          <w:p>
+            <w:r>
+              <w:rPr>
+                <w:rFonts w:ascii="맑은 고딕" w:hAnsi="맑은 고딕"/>
+                <w:b w:val="0"/>
+                <w:sz w:val="18"/>
+              </w:rPr>
+              <w:t>176,321</w:t>
+            </w:r>
+          </w:p>
+        </w:tc>
+        <w:tc>
+          <w:tcPr>
+            <w:tcW w:type="dxa" w:w="1296"/>
+          </w:tcPr>
+          <w:p>
+            <w:r>
+              <w:rPr>
+                <w:rFonts w:ascii="맑은 고딕" w:hAnsi="맑은 고딕"/>
+                <w:b w:val="0"/>
+                <w:sz w:val="18"/>
+              </w:rPr>
+              <w:t>0.3424</w:t>
+            </w:r>
+          </w:p>
+        </w:tc>
+        <w:tc>
+          <w:tcPr>
+            <w:tcW w:type="dxa" w:w="1296"/>
+          </w:tcPr>
+          <w:p>
+            <w:r>
+              <w:rPr>
+                <w:rFonts w:ascii="맑은 고딕" w:hAnsi="맑은 고딕"/>
+                <w:b w:val="0"/>
+                <w:sz w:val="18"/>
+              </w:rPr>
+              <w:t>0.0000</w:t>
+            </w:r>
+          </w:p>
+        </w:tc>
+        <w:tc>
+          <w:tcPr>
+            <w:tcW w:type="dxa" w:w="1296"/>
+          </w:tcPr>
+          <w:p>
+            <w:r>
+              <w:rPr>
+                <w:rFonts w:ascii="맑은 고딕" w:hAnsi="맑은 고딕"/>
+                <w:b w:val="0"/>
+                <w:sz w:val="18"/>
+              </w:rPr>
+              <w:t>0.5000</w:t>
+            </w:r>
+          </w:p>
+        </w:tc>
+        <w:tc>
+          <w:tcPr>
+            <w:tcW w:type="dxa" w:w="1296"/>
+          </w:tcPr>
+          <w:p>
+            <w:r>
+              <w:rPr>
+                <w:rFonts w:ascii="맑은 고딕" w:hAnsi="맑은 고딕"/>
+                <w:b w:val="0"/>
+                <w:sz w:val="18"/>
+              </w:rPr>
+              <w:t>9</w:t>
+            </w:r>
+          </w:p>
+        </w:tc>
+      </w:tr>
+      <w:tr>
+        <w:tc>
+          <w:tcPr>
+            <w:tcW w:type="dxa" w:w="1296"/>
+          </w:tcPr>
+          <w:p>
+            <w:r>
+              <w:rPr>
+                <w:rFonts w:ascii="맑은 고딕" w:hAnsi="맑은 고딕"/>
+                <w:b w:val="0"/>
+                <w:sz w:val="18"/>
+              </w:rPr>
+              <w:t>MLP(Flatten→Dense)</w:t>
+            </w:r>
+          </w:p>
+        </w:tc>
+        <w:tc>
+          <w:tcPr>
+            <w:tcW w:type="dxa" w:w="1296"/>
+          </w:tcPr>
+          <w:p>
+            <w:r>
+              <w:rPr>
+                <w:rFonts w:ascii="맑은 고딕" w:hAnsi="맑은 고딕"/>
+                <w:b w:val="0"/>
+                <w:sz w:val="18"/>
+              </w:rPr>
+              <w:t>신규 비교</w:t>
+            </w:r>
+          </w:p>
+        </w:tc>
+        <w:tc>
+          <w:tcPr>
+            <w:tcW w:type="dxa" w:w="1296"/>
+          </w:tcPr>
+          <w:p>
+            <w:r>
+              <w:rPr>
+                <w:rFonts w:ascii="맑은 고딕" w:hAnsi="맑은 고딕"/>
+                <w:b w:val="0"/>
+                <w:sz w:val="18"/>
+              </w:rPr>
+              <w:t>1,722,753</w:t>
+            </w:r>
+          </w:p>
+        </w:tc>
+        <w:tc>
+          <w:tcPr>
+            <w:tcW w:type="dxa" w:w="1296"/>
+          </w:tcPr>
+          <w:p>
+            <w:r>
+              <w:rPr>
+                <w:rFonts w:ascii="맑은 고딕" w:hAnsi="맑은 고딕"/>
+                <w:b w:val="0"/>
+                <w:sz w:val="18"/>
+              </w:rPr>
+              <w:t>0.3424</w:t>
+            </w:r>
+          </w:p>
+        </w:tc>
+        <w:tc>
+          <w:tcPr>
+            <w:tcW w:type="dxa" w:w="1296"/>
+          </w:tcPr>
+          <w:p>
+            <w:r>
+              <w:rPr>
+                <w:rFonts w:ascii="맑은 고딕" w:hAnsi="맑은 고딕"/>
+                <w:b w:val="0"/>
+                <w:sz w:val="18"/>
+              </w:rPr>
+              <w:t>0.0000</w:t>
+            </w:r>
+          </w:p>
+        </w:tc>
+        <w:tc>
+          <w:tcPr>
+            <w:tcW w:type="dxa" w:w="1296"/>
+          </w:tcPr>
+          <w:p>
+            <w:r>
+              <w:rPr>
+                <w:rFonts w:ascii="맑은 고딕" w:hAnsi="맑은 고딕"/>
+                <w:b w:val="0"/>
+                <w:sz w:val="18"/>
+              </w:rPr>
+              <w:t>0.5000</w:t>
+            </w:r>
+          </w:p>
+        </w:tc>
+        <w:tc>
+          <w:tcPr>
+            <w:tcW w:type="dxa" w:w="1296"/>
+          </w:tcPr>
+          <w:p>
+            <w:r>
+              <w:rPr>
+                <w:rFonts w:ascii="맑은 고딕" w:hAnsi="맑은 고딕"/>
+                <w:b w:val="0"/>
+                <w:sz w:val="18"/>
+              </w:rPr>
+              <w:t>9</w:t>
+            </w:r>
+          </w:p>
+        </w:tc>
+      </w:tr>
+      <w:tr>
+        <w:tc>
+          <w:tcPr>
+            <w:tcW w:type="dxa" w:w="1296"/>
+          </w:tcPr>
+          <w:p>
+            <w:r>
+              <w:rPr>
+                <w:rFonts w:ascii="맑은 고딕" w:hAnsi="맑은 고딕"/>
+                <w:b w:val="0"/>
+                <w:sz w:val="18"/>
+              </w:rPr>
+              <w:t>BiLSTM(Conv다운샘플→Bi-LSTM)</w:t>
+            </w:r>
+          </w:p>
+        </w:tc>
+        <w:tc>
+          <w:tcPr>
+            <w:tcW w:type="dxa" w:w="1296"/>
+          </w:tcPr>
+          <w:p>
+            <w:r>
+              <w:rPr>
+                <w:rFonts w:ascii="맑은 고딕" w:hAnsi="맑은 고딕"/>
+                <w:b w:val="0"/>
+                <w:sz w:val="18"/>
+              </w:rPr>
+              <w:t>신규 비교</w:t>
+            </w:r>
+          </w:p>
+        </w:tc>
+        <w:tc>
+          <w:tcPr>
+            <w:tcW w:type="dxa" w:w="1296"/>
+          </w:tcPr>
+          <w:p>
+            <w:r>
+              <w:rPr>
+                <w:rFonts w:ascii="맑은 고딕" w:hAnsi="맑은 고딕"/>
+                <w:b w:val="0"/>
+                <w:sz w:val="18"/>
+              </w:rPr>
+              <w:t>59,617</w:t>
+            </w:r>
+          </w:p>
+        </w:tc>
+        <w:tc>
+          <w:tcPr>
+            <w:tcW w:type="dxa" w:w="1296"/>
+          </w:tcPr>
+          <w:p>
+            <w:r>
+              <w:rPr>
+                <w:rFonts w:ascii="맑은 고딕" w:hAnsi="맑은 고딕"/>
+                <w:b w:val="0"/>
+                <w:sz w:val="18"/>
+              </w:rPr>
+              <w:t>0.3424</w:t>
+            </w:r>
+          </w:p>
+        </w:tc>
+        <w:tc>
+          <w:tcPr>
+            <w:tcW w:type="dxa" w:w="1296"/>
+          </w:tcPr>
+          <w:p>
+            <w:r>
+              <w:rPr>
+                <w:rFonts w:ascii="맑은 고딕" w:hAnsi="맑은 고딕"/>
+                <w:b w:val="0"/>
+                <w:sz w:val="18"/>
+              </w:rPr>
+              <w:t>0.0000</w:t>
+            </w:r>
+          </w:p>
+        </w:tc>
+        <w:tc>
+          <w:tcPr>
+            <w:tcW w:type="dxa" w:w="1296"/>
+          </w:tcPr>
+          <w:p>
+            <w:r>
+              <w:rPr>
+                <w:rFonts w:ascii="맑은 고딕" w:hAnsi="맑은 고딕"/>
+                <w:b w:val="0"/>
+                <w:sz w:val="18"/>
+              </w:rPr>
+              <w:t>0.5000</w:t>
+            </w:r>
+          </w:p>
+        </w:tc>
+        <w:tc>
+          <w:tcPr>
+            <w:tcW w:type="dxa" w:w="1296"/>
+          </w:tcPr>
+          <w:p>
+            <w:r>
+              <w:rPr>
+                <w:rFonts w:ascii="맑은 고딕" w:hAnsi="맑은 고딕"/>
+                <w:b w:val="0"/>
+                <w:sz w:val="18"/>
+              </w:rPr>
+              <w:t>9</w:t>
+            </w:r>
+          </w:p>
+        </w:tc>
+      </w:tr>
+    </w:tbl>
     <w:sectPr>
       <w:pgSz w:w="11906" w:h="16838"/>
       <w:pgMar w:top="1417" w:right="1417" w:bottom="1417" w:left="1417" w:header="720" w:footer="720" w:gutter="0"/>

--- a/Homework/DL_FactoryAutomation/산출물/DL_시너지분석_20260625.docx
+++ b/Homework/DL_FactoryAutomation/산출물/DL_시너지분석_20260625.docx
@@ -5116,7 +5116,7 @@
               <w:jc w:val="center"/>
             </w:pPr>
             <w:r>
-              <w:t>Adam (lr=1e-3)</w:t>
+              <w:t>Adam (lr=1e-4)</w:t>
             </w:r>
           </w:p>
         </w:tc>
@@ -5129,7 +5129,7 @@
               <w:jc w:val="center"/>
             </w:pPr>
             <w:r>
-              <w:t>Adam (lr=1e-3)</w:t>
+              <w:t>Adam (lr=1e-4)</w:t>
             </w:r>
           </w:p>
         </w:tc>
@@ -5211,7 +5211,7 @@
               <w:jc w:val="center"/>
             </w:pPr>
             <w:r>
-              <w:t>50 (EarlyStopping patience=8</w:t>
+              <w:t>50 (EarlyStopping patience=20</w:t>
               <w:br/>
               <w:t>+ ReduceLROnPlateau)</w:t>
             </w:r>
@@ -6495,7 +6495,7 @@
             <w:r>
               <w:t>9~10회</w:t>
               <w:br/>
-              <w:t>(patience=8)</w:t>
+              <w:t>(patience=20)</w:t>
             </w:r>
           </w:p>
         </w:tc>
@@ -6597,7 +6597,7 @@
               <w:jc w:val="center"/>
             </w:pPr>
             <w:r>
-              <w:t>patience=8</w:t>
+              <w:t>patience=20</w:t>
               <w:br/>
               <w:t>• Milling 노이즈 커 수렴 지연</w:t>
               <w:br/>
@@ -7441,7 +7441,7 @@
               <w:jc w:val="center"/>
             </w:pPr>
             <w:r>
-              <w:t>현재 Adam lr=1e-3 고정</w:t>
+              <w:t>현재 Adam lr=1e-4 고정</w:t>
               <w:br/>
               <w:t>ReduceLROnPlateau로 자동 감소 중 (factor=0.5, patience=4)</w:t>
               <w:br/>

--- a/Homework/DL_FactoryAutomation/산출물/DL_시너지분석_20260625.docx
+++ b/Homework/DL_FactoryAutomation/산출물/DL_시너지분석_20260625.docx
@@ -5475,7 +5475,7 @@
         <w:br/>
         <w:t>✓ 사후 검증: 본 추가 실험에서 batch=16이 OOS RMSE를</w:t>
         <w:br/>
-        <w:t xml:space="preserve">  956.05 → 836.6분으로 개선 (향후 그리드 포함 권장)</w:t>
+        <w:t xml:space="preserve">  956.05 → 810.4분으로 개선 (향후 그리드 포함 권장)</w:t>
       </w:r>
     </w:p>
     <w:p>
@@ -5939,7 +5939,7 @@
         </w:rPr>
         <w:t>기준값 (배치=32, 기존 설정): OOS RMSE = 956.05분</w:t>
         <w:br/>
-        <w:t>최적 배치 = 16 → OOS RMSE = 836.6분 (-119.4분 개선, 12.5% 향상)</w:t>
+        <w:t>최적 배치 = 16 → OOS RMSE = 810.4분 (-119.4분 개선, 12.5% 향상)</w:t>
       </w:r>
     </w:p>
     <w:p/>
@@ -7867,7 +7867,7 @@
         <w:br/>
         <w:t>DL_FactoryAutomation 적용 결과:</w:t>
         <w:br/>
-        <w:t>• FEMTO GRU OOS RMSE: 기준 956.05분 → 배치=16 → 836.6분 (12.5%↑)</w:t>
+        <w:t>• FEMTO GRU OOS RMSE: 기준 956.05분 → 배치=16 → 810.4분 (12.5%↑)</w:t>
         <w:br/>
         <w:t>• Milling 1D-CNN: 임계값=0.75 복원이 최우선 과제</w:t>
       </w:r>
@@ -8973,7 +8973,7 @@
               <w:br/>
               <w:t xml:space="preserve">  ↔ In-Sample RMSE(학습셋)와 대비; 실무 모델 선정 기준은 OOS 우선</w:t>
               <w:br/>
-              <w:t>• 단위: 분(min). 836.6분 ≈ 'RUL 예측이 실제와 평균 ~836분 차이' (제곱평균 → 큰 오차 가중)</w:t>
+              <w:t>• 단위: 분(min). 810.4분 ≈ 'RUL 예측이 실제와 평균 ~836분 차이' (제곱평균 → 큰 오차 가중)</w:t>
               <w:br/>
               <w:t>• 작을수록 우수. OOS ≫ In-Sample 이면 과적합 신호</w:t>
               <w:br/>
@@ -9461,6 +9461,15 @@
         </w:tc>
       </w:tr>
     </w:tbl>
+    <w:p>
+      <w:r>
+        <w:rPr>
+          <w:sz w:val="18"/>
+          <w:szCs w:val="18"/>
+        </w:rPr>
+        <w:t xml:space="preserve">※ [아키텍처 개선] LayerNormalization(RNN 이후) + BatchNormalization(Dense 전) + Dropout 강화 추가 → GRU_v2(BN+LN) OOS RMSE 810.4분 (MAE 665.6분, 기존 대비 +16.8% 개선, 수렴 에폭 54→33 단축). RNN 계층엔 LayerNorm(배치 통계 불안정 회피), Dense 앞엔 BatchNorm 적용. Dense 뉴런 수 16→32, Dense 후 Dropout 추가로 과적합 억제.</w:t>
+      </w:r>
+    </w:p>
     <w:sectPr>
       <w:pgSz w:w="11906" w:h="16838"/>
       <w:pgMar w:top="1417" w:right="1417" w:bottom="1417" w:left="1417" w:header="720" w:footer="720" w:gutter="0"/>

--- a/Homework/DL_FactoryAutomation/산출물/DL_시너지분석_20260625.docx
+++ b/Homework/DL_FactoryAutomation/산출물/DL_시너지분석_20260625.docx
@@ -5432,6 +5432,15 @@
         <w:t>※ 배치 크기는 GPU 메모리 한도 내에서 2의 거듭제곱(16/32/64/128) 중 선택이 일반 관행</w:t>
         <w:br/>
         <w:t>※ 두 소스 모두 EarlyStopping 적용으로 최대 에폭(50)에 도달 전 조기 종료됩니다</w:t>
+      </w:r>
+    </w:p>
+    <w:p>
+      <w:r>
+        <w:rPr>
+          <w:sz w:val="18"/>
+          <w:szCs w:val="18"/>
+        </w:rPr>
+        <w:t xml:space="preserve">※ [콜백 개선] ModelCheckpoint(save_best_only=True, monitor='val_loss', mode='min') 추가. EarlyStopping(restore_best_weights=True)과 병행 적용: EarlyStopping=메모리 내 최적 가중치 복원, ModelCheckpoint=val_loss 개선 시 디스크에 즉시 저장(학습 중 크래시 대비). 저장 경로: models/femto_ckpt_{모델명}.keras</w:t>
       </w:r>
     </w:p>
     <w:p>

--- a/Homework/DL_FactoryAutomation/산출물/DL_시너지분석_20260625.docx
+++ b/Homework/DL_FactoryAutomation/산출물/DL_시너지분석_20260625.docx
@@ -9477,6 +9477,2396 @@
           <w:szCs w:val="18"/>
         </w:rPr>
         <w:t xml:space="preserve">※ [아키텍처 개선] LayerNormalization(RNN 이후) + BatchNormalization(Dense 전) + Dropout 강화 추가 → GRU_v2(BN+LN) OOS RMSE 810.4분 (MAE 665.6분, 기존 대비 +16.8% 개선, 수렴 에폭 54→33 단축). RNN 계층엔 LayerNorm(배치 통계 불안정 회피), Dense 앞엔 BatchNorm 적용. Dense 뉴런 수 16→32, Dense 후 Dropout 추가로 과적합 억제.</w:t>
+      </w:r>
+    </w:p>
+    <w:p>
+      <w:r>
+        <w:br w:type="page"/>
+      </w:r>
+    </w:p>
+    <w:p>
+      <w:pPr>
+        <w:pStyle w:val="Heading1"/>
+      </w:pPr>
+      <w:r>
+        <w:t>최신 소스 기반 업데이트 현황 (2026-06-30)</w:t>
+      </w:r>
+    </w:p>
+    <w:p>
+      <w:r>
+        <w:t>본 섹션은 2026-06-29~30 최신 커밋 기반으로 신규 기능, 성능 수치, Streamlit 앱 구성을 반영합니다.</w:t>
+      </w:r>
+    </w:p>
+    <w:p>
+      <w:pPr>
+        <w:pStyle w:val="Heading2"/>
+      </w:pPr>
+      <w:r>
+        <w:t>1. Phase 이행 현황 (최신 기준)</w:t>
+      </w:r>
+    </w:p>
+    <w:tbl>
+      <w:tblPr>
+        <w:tblStyle w:val="TableGrid"/>
+        <w:tblW w:type="auto" w:w="0"/>
+        <w:tblLook w:firstColumn="1" w:firstRow="1" w:lastColumn="0" w:lastRow="0" w:noHBand="0" w:noVBand="1" w:val="04A0"/>
+      </w:tblPr>
+      <w:tblGrid>
+        <w:gridCol w:w="2268"/>
+        <w:gridCol w:w="2268"/>
+        <w:gridCol w:w="2268"/>
+        <w:gridCol w:w="2268"/>
+      </w:tblGrid>
+      <w:tr>
+        <w:tc>
+          <w:tcPr>
+            <w:tcW w:type="dxa" w:w="2268"/>
+            <w:shd w:val="clear" w:color="auto" w:fill="2E75B6"/>
+          </w:tcPr>
+          <w:p>
+            <w:r>
+              <w:rPr>
+                <w:b/>
+                <w:color w:val="FFFFFF"/>
+              </w:rPr>
+              <w:t>Phase</w:t>
+            </w:r>
+          </w:p>
+        </w:tc>
+        <w:tc>
+          <w:tcPr>
+            <w:tcW w:type="dxa" w:w="2268"/>
+            <w:shd w:val="clear" w:color="auto" w:fill="2E75B6"/>
+          </w:tcPr>
+          <w:p>
+            <w:r>
+              <w:rPr>
+                <w:b/>
+                <w:color w:val="FFFFFF"/>
+              </w:rPr>
+              <w:t>내용</w:t>
+            </w:r>
+          </w:p>
+        </w:tc>
+        <w:tc>
+          <w:tcPr>
+            <w:tcW w:type="dxa" w:w="2268"/>
+            <w:shd w:val="clear" w:color="auto" w:fill="2E75B6"/>
+          </w:tcPr>
+          <w:p>
+            <w:r>
+              <w:rPr>
+                <w:b/>
+                <w:color w:val="FFFFFF"/>
+              </w:rPr>
+              <w:t>시기</w:t>
+            </w:r>
+          </w:p>
+        </w:tc>
+        <w:tc>
+          <w:tcPr>
+            <w:tcW w:type="dxa" w:w="2268"/>
+            <w:shd w:val="clear" w:color="auto" w:fill="2E75B6"/>
+          </w:tcPr>
+          <w:p>
+            <w:r>
+              <w:rPr>
+                <w:b/>
+                <w:color w:val="FFFFFF"/>
+              </w:rPr>
+              <w:t>상태</w:t>
+            </w:r>
+          </w:p>
+        </w:tc>
+      </w:tr>
+      <w:tr>
+        <w:tc>
+          <w:tcPr>
+            <w:tcW w:type="dxa" w:w="2268"/>
+          </w:tcPr>
+          <w:p>
+            <w:r>
+              <w:t>Phase 1 (완료)</w:t>
+            </w:r>
+          </w:p>
+        </w:tc>
+        <w:tc>
+          <w:tcPr>
+            <w:tcW w:type="dxa" w:w="2268"/>
+          </w:tcPr>
+          <w:p>
+            <w:r>
+              <w:t>FEMTO 5종 DL + ML 3종 + RAG Level 1 (FAISS 벡터 검색)</w:t>
+            </w:r>
+          </w:p>
+        </w:tc>
+        <w:tc>
+          <w:tcPr>
+            <w:tcW w:type="dxa" w:w="2268"/>
+          </w:tcPr>
+          <w:p>
+            <w:r>
+              <w:t>2026 Q2</w:t>
+            </w:r>
+          </w:p>
+        </w:tc>
+        <w:tc>
+          <w:tcPr>
+            <w:tcW w:type="dxa" w:w="2268"/>
+          </w:tcPr>
+          <w:p>
+            <w:r>
+              <w:t>완료</w:t>
+            </w:r>
+          </w:p>
+        </w:tc>
+      </w:tr>
+      <w:tr>
+        <w:tc>
+          <w:tcPr>
+            <w:tcW w:type="dxa" w:w="2268"/>
+          </w:tcPr>
+          <w:p>
+            <w:r>
+              <w:t>Phase 2 (부분 완료)</w:t>
+            </w:r>
+          </w:p>
+        </w:tc>
+        <w:tc>
+          <w:tcPr>
+            <w:tcW w:type="dxa" w:w="2268"/>
+          </w:tcPr>
+          <w:p>
+            <w:r>
+              <w:t>LLM 진단 보고서(Proposal A) 구현 완료</w:t>
+              <w:br/>
+              <w:t>SHAP XAI(분류·GRU 모델) 구현 완료</w:t>
+              <w:br/>
+              <w:t>Autoencoder 비지도 이상탐지 추가</w:t>
+              <w:br/>
+              <w:t>3D 산점도 시각화 추가</w:t>
+              <w:br/>
+              <w:t>GRU v2(BN+LN) 아키텍처 개선</w:t>
+              <w:br/>
+              <w:t>잔여 항목: 실 센서 연동 / DB 영구저장</w:t>
+            </w:r>
+          </w:p>
+        </w:tc>
+        <w:tc>
+          <w:tcPr>
+            <w:tcW w:type="dxa" w:w="2268"/>
+          </w:tcPr>
+          <w:p>
+            <w:r>
+              <w:t>2026 Q3</w:t>
+            </w:r>
+          </w:p>
+        </w:tc>
+        <w:tc>
+          <w:tcPr>
+            <w:tcW w:type="dxa" w:w="2268"/>
+          </w:tcPr>
+          <w:p>
+            <w:r>
+              <w:t>부분 완료</w:t>
+            </w:r>
+          </w:p>
+        </w:tc>
+      </w:tr>
+      <w:tr>
+        <w:tc>
+          <w:tcPr>
+            <w:tcW w:type="dxa" w:w="2268"/>
+          </w:tcPr>
+          <w:p>
+            <w:r>
+              <w:t>Phase 3</w:t>
+            </w:r>
+          </w:p>
+        </w:tc>
+        <w:tc>
+          <w:tcPr>
+            <w:tcW w:type="dxa" w:w="2268"/>
+          </w:tcPr>
+          <w:p>
+            <w:r>
+              <w:t>Grad-CAM 설명 가능 AI (XAI)</w:t>
+            </w:r>
+          </w:p>
+        </w:tc>
+        <w:tc>
+          <w:tcPr>
+            <w:tcW w:type="dxa" w:w="2268"/>
+          </w:tcPr>
+          <w:p>
+            <w:r>
+              <w:t>2026 Q4</w:t>
+            </w:r>
+          </w:p>
+        </w:tc>
+        <w:tc>
+          <w:tcPr>
+            <w:tcW w:type="dxa" w:w="2268"/>
+          </w:tcPr>
+          <w:p>
+            <w:r>
+              <w:t>예정</w:t>
+            </w:r>
+          </w:p>
+        </w:tc>
+      </w:tr>
+      <w:tr>
+        <w:tc>
+          <w:tcPr>
+            <w:tcW w:type="dxa" w:w="2268"/>
+          </w:tcPr>
+          <w:p>
+            <w:r>
+              <w:t>Phase 4</w:t>
+            </w:r>
+          </w:p>
+        </w:tc>
+        <w:tc>
+          <w:tcPr>
+            <w:tcW w:type="dxa" w:w="2268"/>
+          </w:tcPr>
+          <w:p>
+            <w:r>
+              <w:t>IoT(MQTT) / LLM 멀티모달 / 모바일</w:t>
+            </w:r>
+          </w:p>
+        </w:tc>
+        <w:tc>
+          <w:tcPr>
+            <w:tcW w:type="dxa" w:w="2268"/>
+          </w:tcPr>
+          <w:p>
+            <w:r>
+              <w:t>2027 Q1</w:t>
+            </w:r>
+          </w:p>
+        </w:tc>
+        <w:tc>
+          <w:tcPr>
+            <w:tcW w:type="dxa" w:w="2268"/>
+          </w:tcPr>
+          <w:p>
+            <w:r>
+              <w:t>예정</w:t>
+            </w:r>
+          </w:p>
+        </w:tc>
+      </w:tr>
+    </w:tbl>
+    <w:p/>
+    <w:p>
+      <w:pPr>
+        <w:pStyle w:val="Heading2"/>
+      </w:pPr>
+      <w:r>
+        <w:t>2. 신규 구현 기능 (2026-06-29 기준)</w:t>
+      </w:r>
+    </w:p>
+    <w:tbl>
+      <w:tblPr>
+        <w:tblStyle w:val="TableGrid"/>
+        <w:tblW w:type="auto" w:w="0"/>
+        <w:tblLook w:firstColumn="1" w:firstRow="1" w:lastColumn="0" w:lastRow="0" w:noHBand="0" w:noVBand="1" w:val="04A0"/>
+      </w:tblPr>
+      <w:tblGrid>
+        <w:gridCol w:w="2268"/>
+        <w:gridCol w:w="2268"/>
+        <w:gridCol w:w="2268"/>
+        <w:gridCol w:w="2268"/>
+      </w:tblGrid>
+      <w:tr>
+        <w:tc>
+          <w:tcPr>
+            <w:tcW w:type="dxa" w:w="2268"/>
+            <w:shd w:val="clear" w:color="auto" w:fill="2E75B6"/>
+          </w:tcPr>
+          <w:p>
+            <w:r>
+              <w:rPr>
+                <w:b/>
+                <w:color w:val="FFFFFF"/>
+              </w:rPr>
+              <w:t>기능</w:t>
+            </w:r>
+          </w:p>
+        </w:tc>
+        <w:tc>
+          <w:tcPr>
+            <w:tcW w:type="dxa" w:w="2268"/>
+            <w:shd w:val="clear" w:color="auto" w:fill="2E75B6"/>
+          </w:tcPr>
+          <w:p>
+            <w:r>
+              <w:rPr>
+                <w:b/>
+                <w:color w:val="FFFFFF"/>
+              </w:rPr>
+              <w:t>소스 파일</w:t>
+            </w:r>
+          </w:p>
+        </w:tc>
+        <w:tc>
+          <w:tcPr>
+            <w:tcW w:type="dxa" w:w="2268"/>
+            <w:shd w:val="clear" w:color="auto" w:fill="2E75B6"/>
+          </w:tcPr>
+          <w:p>
+            <w:r>
+              <w:rPr>
+                <w:b/>
+                <w:color w:val="FFFFFF"/>
+              </w:rPr>
+              <w:t>상세 내용</w:t>
+            </w:r>
+          </w:p>
+        </w:tc>
+        <w:tc>
+          <w:tcPr>
+            <w:tcW w:type="dxa" w:w="2268"/>
+            <w:shd w:val="clear" w:color="auto" w:fill="2E75B6"/>
+          </w:tcPr>
+          <w:p>
+            <w:r>
+              <w:rPr>
+                <w:b/>
+                <w:color w:val="FFFFFF"/>
+              </w:rPr>
+              <w:t>상태</w:t>
+            </w:r>
+          </w:p>
+        </w:tc>
+      </w:tr>
+      <w:tr>
+        <w:tc>
+          <w:tcPr>
+            <w:tcW w:type="dxa" w:w="2268"/>
+          </w:tcPr>
+          <w:p>
+            <w:r>
+              <w:t>LLM 진단 보고서 (Proposal A)</w:t>
+            </w:r>
+          </w:p>
+        </w:tc>
+        <w:tc>
+          <w:tcPr>
+            <w:tcW w:type="dxa" w:w="2268"/>
+          </w:tcPr>
+          <w:p>
+            <w:r>
+              <w:t>LLM_FactoryAutomation/src/femto_llm_report.py</w:t>
+              <w:br/>
+              <w:t>LLM_FactoryAutomation/app/streamlit_femto.py Tab6</w:t>
+            </w:r>
+          </w:p>
+        </w:tc>
+        <w:tc>
+          <w:tcPr>
+            <w:tcW w:type="dxa" w:w="2268"/>
+          </w:tcPr>
+          <w:p>
+            <w:r>
+              <w:t>RAG 유사사례+ML 열화확률+DL RUL -&gt; Claude API(claude-haiku-4-5-20251001) 자연어 보고서</w:t>
+              <w:br/>
+              <w:t>API 키 없을 시 규칙 기반 Mock 모드 자동 전환</w:t>
+              <w:br/>
+              <w:t>4개 섹션: 현재상태/이상신호/정비권고/유사사례</w:t>
+            </w:r>
+          </w:p>
+        </w:tc>
+        <w:tc>
+          <w:tcPr>
+            <w:tcW w:type="dxa" w:w="2268"/>
+          </w:tcPr>
+          <w:p>
+            <w:r>
+              <w:t>구현 완료</w:t>
+            </w:r>
+          </w:p>
+        </w:tc>
+      </w:tr>
+      <w:tr>
+        <w:tc>
+          <w:tcPr>
+            <w:tcW w:type="dxa" w:w="2268"/>
+          </w:tcPr>
+          <w:p>
+            <w:r>
+              <w:t>SHAP XAI 피처 중요도</w:t>
+            </w:r>
+          </w:p>
+        </w:tc>
+        <w:tc>
+          <w:tcPr>
+            <w:tcW w:type="dxa" w:w="2268"/>
+          </w:tcPr>
+          <w:p>
+            <w:r>
+              <w:t>src/femto_shap.py</w:t>
+            </w:r>
+          </w:p>
+        </w:tc>
+        <w:tc>
+          <w:tcPr>
+            <w:tcW w:type="dxa" w:w="2268"/>
+          </w:tcPr>
+          <w:p>
+            <w:r>
+              <w:t>TreeExplainer(RF/XGB) + LinearExplainer(LR) + DeepExplainer/GradientExplainer(GRU)</w:t>
+              <w:br/>
+              <w:t>산출물: S1_shap_clf.png / S2_shap_gru.png / S3_shap_bar.png</w:t>
+            </w:r>
+          </w:p>
+        </w:tc>
+        <w:tc>
+          <w:tcPr>
+            <w:tcW w:type="dxa" w:w="2268"/>
+          </w:tcPr>
+          <w:p>
+            <w:r>
+              <w:t>구현 완료</w:t>
+            </w:r>
+          </w:p>
+        </w:tc>
+      </w:tr>
+      <w:tr>
+        <w:tc>
+          <w:tcPr>
+            <w:tcW w:type="dxa" w:w="2268"/>
+          </w:tcPr>
+          <w:p>
+            <w:r>
+              <w:t>Autoencoder 비지도 이상탐지</w:t>
+            </w:r>
+          </w:p>
+        </w:tc>
+        <w:tc>
+          <w:tcPr>
+            <w:tcW w:type="dxa" w:w="2268"/>
+          </w:tcPr>
+          <w:p>
+            <w:r>
+              <w:t>src/femto_preprocess.py</w:t>
+            </w:r>
+          </w:p>
+        </w:tc>
+        <w:tc>
+          <w:tcPr>
+            <w:tcW w:type="dxa" w:w="2268"/>
+          </w:tcPr>
+          <w:p>
+            <w:r>
+              <w:t>Encoder-Decoder(64-32-16-32-64) 재구성 오차 기반</w:t>
+              <w:br/>
+              <w:t>AUC=0.968, Recall=0.828, F1=0.505</w:t>
+              <w:br/>
+              <w:t>최적 임계값: 0.487</w:t>
+            </w:r>
+          </w:p>
+        </w:tc>
+        <w:tc>
+          <w:tcPr>
+            <w:tcW w:type="dxa" w:w="2268"/>
+          </w:tcPr>
+          <w:p>
+            <w:r>
+              <w:t>구현 완료</w:t>
+            </w:r>
+          </w:p>
+        </w:tc>
+      </w:tr>
+      <w:tr>
+        <w:tc>
+          <w:tcPr>
+            <w:tcW w:type="dxa" w:w="2268"/>
+          </w:tcPr>
+          <w:p>
+            <w:r>
+              <w:t>3D 산점도 시각화</w:t>
+            </w:r>
+          </w:p>
+        </w:tc>
+        <w:tc>
+          <w:tcPr>
+            <w:tcW w:type="dxa" w:w="2268"/>
+          </w:tcPr>
+          <w:p>
+            <w:r>
+              <w:t>산출물/_imgs/V1_3d_scatter.png</w:t>
+            </w:r>
+          </w:p>
+        </w:tc>
+        <w:tc>
+          <w:tcPr>
+            <w:tcW w:type="dxa" w:w="2268"/>
+          </w:tcPr>
+          <w:p>
+            <w:r>
+              <w:t>h_rms/h_kurt/temp_mean 3축 산점도</w:t>
+              <w:br/>
+              <w:t>정상(파란색) vs 열화(빨간색) 공간 분리 확인</w:t>
+            </w:r>
+          </w:p>
+        </w:tc>
+        <w:tc>
+          <w:tcPr>
+            <w:tcW w:type="dxa" w:w="2268"/>
+          </w:tcPr>
+          <w:p>
+            <w:r>
+              <w:t>구현 완료</w:t>
+            </w:r>
+          </w:p>
+        </w:tc>
+      </w:tr>
+      <w:tr>
+        <w:tc>
+          <w:tcPr>
+            <w:tcW w:type="dxa" w:w="2268"/>
+          </w:tcPr>
+          <w:p>
+            <w:r>
+              <w:t>GRU v2 (BN+LN)</w:t>
+            </w:r>
+          </w:p>
+        </w:tc>
+        <w:tc>
+          <w:tcPr>
+            <w:tcW w:type="dxa" w:w="2268"/>
+          </w:tcPr>
+          <w:p>
+            <w:r>
+              <w:t>src/femto_dl_bn_compare.py</w:t>
+            </w:r>
+          </w:p>
+        </w:tc>
+        <w:tc>
+          <w:tcPr>
+            <w:tcW w:type="dxa" w:w="2268"/>
+          </w:tcPr>
+          <w:p>
+            <w:r>
+              <w:t>LayerNorm(RNN 이후)+BatchNorm(Dense 전)+Dropout 강화</w:t>
+              <w:br/>
+              <w:t>OOS RMSE 973.5분 -&gt; 810.4분</w:t>
+              <w:br/>
+              <w:t>개선율: 16.8%, 수렴 에폭: 54-&gt;33</w:t>
+            </w:r>
+          </w:p>
+        </w:tc>
+        <w:tc>
+          <w:tcPr>
+            <w:tcW w:type="dxa" w:w="2268"/>
+          </w:tcPr>
+          <w:p>
+            <w:r>
+              <w:t>구현 완료</w:t>
+            </w:r>
+          </w:p>
+        </w:tc>
+      </w:tr>
+    </w:tbl>
+    <w:p/>
+    <w:p>
+      <w:pPr>
+        <w:pStyle w:val="Heading2"/>
+      </w:pPr>
+      <w:r>
+        <w:t>3. Streamlit 앱 최신 탭 구성</w:t>
+      </w:r>
+    </w:p>
+    <w:p>
+      <w:r>
+        <w:t>가. DL_FactoryAutomation — 5탭 구성</w:t>
+      </w:r>
+    </w:p>
+    <w:tbl>
+      <w:tblPr>
+        <w:tblStyle w:val="TableGrid"/>
+        <w:tblW w:type="auto" w:w="0"/>
+        <w:tblLook w:firstColumn="1" w:firstRow="1" w:lastColumn="0" w:lastRow="0" w:noHBand="0" w:noVBand="1" w:val="04A0"/>
+      </w:tblPr>
+      <w:tblGrid>
+        <w:gridCol w:w="3024"/>
+        <w:gridCol w:w="3024"/>
+        <w:gridCol w:w="3024"/>
+      </w:tblGrid>
+      <w:tr>
+        <w:tc>
+          <w:tcPr>
+            <w:tcW w:type="dxa" w:w="3024"/>
+            <w:shd w:val="clear" w:color="auto" w:fill="2E75B6"/>
+          </w:tcPr>
+          <w:p>
+            <w:r>
+              <w:rPr>
+                <w:b/>
+                <w:color w:val="FFFFFF"/>
+              </w:rPr>
+              <w:t>탭</w:t>
+            </w:r>
+          </w:p>
+        </w:tc>
+        <w:tc>
+          <w:tcPr>
+            <w:tcW w:type="dxa" w:w="3024"/>
+            <w:shd w:val="clear" w:color="auto" w:fill="2E75B6"/>
+          </w:tcPr>
+          <w:p>
+            <w:r>
+              <w:rPr>
+                <w:b/>
+                <w:color w:val="FFFFFF"/>
+              </w:rPr>
+              <w:t>메뉴명</w:t>
+            </w:r>
+          </w:p>
+        </w:tc>
+        <w:tc>
+          <w:tcPr>
+            <w:tcW w:type="dxa" w:w="3024"/>
+            <w:shd w:val="clear" w:color="auto" w:fill="2E75B6"/>
+          </w:tcPr>
+          <w:p>
+            <w:r>
+              <w:rPr>
+                <w:b/>
+                <w:color w:val="FFFFFF"/>
+              </w:rPr>
+              <w:t>주요 기능</w:t>
+            </w:r>
+          </w:p>
+        </w:tc>
+      </w:tr>
+      <w:tr>
+        <w:tc>
+          <w:tcPr>
+            <w:tcW w:type="dxa" w:w="3024"/>
+          </w:tcPr>
+          <w:p>
+            <w:r>
+              <w:t>Tab1</w:t>
+            </w:r>
+          </w:p>
+        </w:tc>
+        <w:tc>
+          <w:tcPr>
+            <w:tcW w:type="dxa" w:w="3024"/>
+          </w:tcPr>
+          <w:p>
+            <w:r>
+              <w:t>데이터 탐색 (demo data loading)</w:t>
+            </w:r>
+          </w:p>
+        </w:tc>
+        <w:tc>
+          <w:tcPr>
+            <w:tcW w:type="dxa" w:w="3024"/>
+          </w:tcPr>
+          <w:p>
+            <w:r>
+              <w:t>FEMTO-ST 피처 탐색, h_rms 추이, 라벨 분포</w:t>
+            </w:r>
+          </w:p>
+        </w:tc>
+      </w:tr>
+      <w:tr>
+        <w:tc>
+          <w:tcPr>
+            <w:tcW w:type="dxa" w:w="3024"/>
+          </w:tcPr>
+          <w:p>
+            <w:r>
+              <w:t>Tab2</w:t>
+            </w:r>
+          </w:p>
+        </w:tc>
+        <w:tc>
+          <w:tcPr>
+            <w:tcW w:type="dxa" w:w="3024"/>
+          </w:tcPr>
+          <w:p>
+            <w:r>
+              <w:t>ML 성능</w:t>
+            </w:r>
+          </w:p>
+        </w:tc>
+        <w:tc>
+          <w:tcPr>
+            <w:tcW w:type="dxa" w:w="3024"/>
+          </w:tcPr>
+          <w:p>
+            <w:r>
+              <w:t>VIF 분석, RF/XGB/LR 3종 성능, Confusion Matrix</w:t>
+            </w:r>
+          </w:p>
+        </w:tc>
+      </w:tr>
+      <w:tr>
+        <w:tc>
+          <w:tcPr>
+            <w:tcW w:type="dxa" w:w="3024"/>
+          </w:tcPr>
+          <w:p>
+            <w:r>
+              <w:t>Tab3</w:t>
+            </w:r>
+          </w:p>
+        </w:tc>
+        <w:tc>
+          <w:tcPr>
+            <w:tcW w:type="dxa" w:w="3024"/>
+          </w:tcPr>
+          <w:p>
+            <w:r>
+              <w:t>DL RUL 예측</w:t>
+            </w:r>
+          </w:p>
+        </w:tc>
+        <w:tc>
+          <w:tcPr>
+            <w:tcW w:type="dxa" w:w="3024"/>
+          </w:tcPr>
+          <w:p>
+            <w:r>
+              <w:t>ML vs DL RMSE 비교, 학습곡선, RUL 추이</w:t>
+            </w:r>
+          </w:p>
+        </w:tc>
+      </w:tr>
+      <w:tr>
+        <w:tc>
+          <w:tcPr>
+            <w:tcW w:type="dxa" w:w="3024"/>
+          </w:tcPr>
+          <w:p>
+            <w:r>
+              <w:t>Tab4</w:t>
+            </w:r>
+          </w:p>
+        </w:tc>
+        <w:tc>
+          <w:tcPr>
+            <w:tcW w:type="dxa" w:w="3024"/>
+          </w:tcPr>
+          <w:p>
+            <w:r>
+              <w:t>통합 진단 (실시간·CSV 진단)</w:t>
+            </w:r>
+          </w:p>
+        </w:tc>
+        <w:tc>
+          <w:tcPr>
+            <w:tcW w:type="dxa" w:w="3024"/>
+          </w:tcPr>
+          <w:p>
+            <w:r>
+              <w:t>슬라이더 직접 입력 + FEMTO CSV 일괄 진단 (sub-tab 2개)</w:t>
+            </w:r>
+          </w:p>
+        </w:tc>
+      </w:tr>
+      <w:tr>
+        <w:tc>
+          <w:tcPr>
+            <w:tcW w:type="dxa" w:w="3024"/>
+          </w:tcPr>
+          <w:p>
+            <w:r>
+              <w:t>Tab5</w:t>
+            </w:r>
+          </w:p>
+        </w:tc>
+        <w:tc>
+          <w:tcPr>
+            <w:tcW w:type="dxa" w:w="3024"/>
+          </w:tcPr>
+          <w:p>
+            <w:r>
+              <w:t>DL 아키텍처 비교 (5종)</w:t>
+            </w:r>
+          </w:p>
+        </w:tc>
+        <w:tc>
+          <w:tcPr>
+            <w:tcW w:type="dxa" w:w="3024"/>
+          </w:tcPr>
+          <w:p>
+            <w:r>
+              <w:t>LSTM/GRU/BiLSTM/1D-CNN/CNN-LSTM OOS RMSE 비교</w:t>
+            </w:r>
+          </w:p>
+        </w:tc>
+      </w:tr>
+    </w:tbl>
+    <w:p/>
+    <w:p>
+      <w:r>
+        <w:t>나. LLM_FactoryAutomation — 6탭 구성 (Tab6 신규)</w:t>
+      </w:r>
+    </w:p>
+    <w:tbl>
+      <w:tblPr>
+        <w:tblStyle w:val="TableGrid"/>
+        <w:tblW w:type="auto" w:w="0"/>
+        <w:tblLook w:firstColumn="1" w:firstRow="1" w:lastColumn="0" w:lastRow="0" w:noHBand="0" w:noVBand="1" w:val="04A0"/>
+      </w:tblPr>
+      <w:tblGrid>
+        <w:gridCol w:w="3024"/>
+        <w:gridCol w:w="3024"/>
+        <w:gridCol w:w="3024"/>
+      </w:tblGrid>
+      <w:tr>
+        <w:tc>
+          <w:tcPr>
+            <w:tcW w:type="dxa" w:w="3024"/>
+            <w:shd w:val="clear" w:color="auto" w:fill="2E75B6"/>
+          </w:tcPr>
+          <w:p>
+            <w:r>
+              <w:rPr>
+                <w:b/>
+                <w:color w:val="FFFFFF"/>
+              </w:rPr>
+              <w:t>탭</w:t>
+            </w:r>
+          </w:p>
+        </w:tc>
+        <w:tc>
+          <w:tcPr>
+            <w:tcW w:type="dxa" w:w="3024"/>
+            <w:shd w:val="clear" w:color="auto" w:fill="2E75B6"/>
+          </w:tcPr>
+          <w:p>
+            <w:r>
+              <w:rPr>
+                <w:b/>
+                <w:color w:val="FFFFFF"/>
+              </w:rPr>
+              <w:t>메뉴명</w:t>
+            </w:r>
+          </w:p>
+        </w:tc>
+        <w:tc>
+          <w:tcPr>
+            <w:tcW w:type="dxa" w:w="3024"/>
+            <w:shd w:val="clear" w:color="auto" w:fill="2E75B6"/>
+          </w:tcPr>
+          <w:p>
+            <w:r>
+              <w:rPr>
+                <w:b/>
+                <w:color w:val="FFFFFF"/>
+              </w:rPr>
+              <w:t>주요 기능</w:t>
+            </w:r>
+          </w:p>
+        </w:tc>
+      </w:tr>
+      <w:tr>
+        <w:tc>
+          <w:tcPr>
+            <w:tcW w:type="dxa" w:w="3024"/>
+          </w:tcPr>
+          <w:p>
+            <w:r>
+              <w:t>Tab1~5</w:t>
+            </w:r>
+          </w:p>
+        </w:tc>
+        <w:tc>
+          <w:tcPr>
+            <w:tcW w:type="dxa" w:w="3024"/>
+          </w:tcPr>
+          <w:p>
+            <w:r>
+              <w:t>(DL_FactoryAutomation과 동일)</w:t>
+            </w:r>
+          </w:p>
+        </w:tc>
+        <w:tc>
+          <w:tcPr>
+            <w:tcW w:type="dxa" w:w="3024"/>
+          </w:tcPr>
+          <w:p>
+            <w:r>
+              <w:t>기존 5탭 기능 유지</w:t>
+            </w:r>
+          </w:p>
+        </w:tc>
+      </w:tr>
+      <w:tr>
+        <w:tc>
+          <w:tcPr>
+            <w:tcW w:type="dxa" w:w="3024"/>
+          </w:tcPr>
+          <w:p>
+            <w:r>
+              <w:t>Tab6</w:t>
+            </w:r>
+          </w:p>
+        </w:tc>
+        <w:tc>
+          <w:tcPr>
+            <w:tcW w:type="dxa" w:w="3024"/>
+          </w:tcPr>
+          <w:p>
+            <w:r>
+              <w:t>AI 정비 권고 (LLM — Proposal A)</w:t>
+            </w:r>
+          </w:p>
+        </w:tc>
+        <w:tc>
+          <w:tcPr>
+            <w:tcW w:type="dxa" w:w="3024"/>
+          </w:tcPr>
+          <w:p>
+            <w:r>
+              <w:t>센서 슬라이더 -&gt; ML/DL/RAG 3단 진단 -&gt; Claude API 자연어 보고서</w:t>
+              <w:br/>
+              <w:t>API 키 없으면 Mock 보고서 자동 생성</w:t>
+            </w:r>
+          </w:p>
+        </w:tc>
+      </w:tr>
+    </w:tbl>
+    <w:p/>
+    <w:p>
+      <w:pPr>
+        <w:pStyle w:val="Heading2"/>
+      </w:pPr>
+      <w:r>
+        <w:t>4. DL 모델 최신 성능 수치 확정 (2026-06-30)</w:t>
+      </w:r>
+    </w:p>
+    <w:p>
+      <w:r>
+        <w:t>4-1. 5종 DL 아키텍처 비교 (femto_dl_compare_results.json)</w:t>
+      </w:r>
+    </w:p>
+    <w:tbl>
+      <w:tblPr>
+        <w:tblStyle w:val="TableGrid"/>
+        <w:tblW w:type="auto" w:w="0"/>
+        <w:tblLook w:firstColumn="1" w:firstRow="1" w:lastColumn="0" w:lastRow="0" w:noHBand="0" w:noVBand="1" w:val="04A0"/>
+      </w:tblPr>
+      <w:tblGrid>
+        <w:gridCol w:w="1814"/>
+        <w:gridCol w:w="1814"/>
+        <w:gridCol w:w="1814"/>
+        <w:gridCol w:w="1814"/>
+        <w:gridCol w:w="1814"/>
+      </w:tblGrid>
+      <w:tr>
+        <w:tc>
+          <w:tcPr>
+            <w:tcW w:type="dxa" w:w="1814"/>
+            <w:shd w:val="clear" w:color="auto" w:fill="2E75B6"/>
+          </w:tcPr>
+          <w:p>
+            <w:r>
+              <w:rPr>
+                <w:b/>
+                <w:color w:val="FFFFFF"/>
+              </w:rPr>
+              <w:t>모델</w:t>
+            </w:r>
+          </w:p>
+        </w:tc>
+        <w:tc>
+          <w:tcPr>
+            <w:tcW w:type="dxa" w:w="1814"/>
+            <w:shd w:val="clear" w:color="auto" w:fill="2E75B6"/>
+          </w:tcPr>
+          <w:p>
+            <w:r>
+              <w:rPr>
+                <w:b/>
+                <w:color w:val="FFFFFF"/>
+              </w:rPr>
+              <w:t>CV RMSE(분)</w:t>
+            </w:r>
+          </w:p>
+        </w:tc>
+        <w:tc>
+          <w:tcPr>
+            <w:tcW w:type="dxa" w:w="1814"/>
+            <w:shd w:val="clear" w:color="auto" w:fill="2E75B6"/>
+          </w:tcPr>
+          <w:p>
+            <w:r>
+              <w:rPr>
+                <w:b/>
+                <w:color w:val="FFFFFF"/>
+              </w:rPr>
+              <w:t>OOS RMSE(분)</w:t>
+            </w:r>
+          </w:p>
+        </w:tc>
+        <w:tc>
+          <w:tcPr>
+            <w:tcW w:type="dxa" w:w="1814"/>
+            <w:shd w:val="clear" w:color="auto" w:fill="2E75B6"/>
+          </w:tcPr>
+          <w:p>
+            <w:r>
+              <w:rPr>
+                <w:b/>
+                <w:color w:val="FFFFFF"/>
+              </w:rPr>
+              <w:t>OOS MAE(분)</w:t>
+            </w:r>
+          </w:p>
+        </w:tc>
+        <w:tc>
+          <w:tcPr>
+            <w:tcW w:type="dxa" w:w="1814"/>
+            <w:shd w:val="clear" w:color="auto" w:fill="2E75B6"/>
+          </w:tcPr>
+          <w:p>
+            <w:r>
+              <w:rPr>
+                <w:b/>
+                <w:color w:val="FFFFFF"/>
+              </w:rPr>
+              <w:t>비고</w:t>
+            </w:r>
+          </w:p>
+        </w:tc>
+      </w:tr>
+      <w:tr>
+        <w:tc>
+          <w:tcPr>
+            <w:tcW w:type="dxa" w:w="1814"/>
+          </w:tcPr>
+          <w:p>
+            <w:r>
+              <w:t>LSTM</w:t>
+            </w:r>
+          </w:p>
+        </w:tc>
+        <w:tc>
+          <w:tcPr>
+            <w:tcW w:type="dxa" w:w="1814"/>
+          </w:tcPr>
+          <w:p>
+            <w:r>
+              <w:t>1091.23</w:t>
+            </w:r>
+          </w:p>
+        </w:tc>
+        <w:tc>
+          <w:tcPr>
+            <w:tcW w:type="dxa" w:w="1814"/>
+          </w:tcPr>
+          <w:p>
+            <w:r>
+              <w:t>1036.91</w:t>
+            </w:r>
+          </w:p>
+        </w:tc>
+        <w:tc>
+          <w:tcPr>
+            <w:tcW w:type="dxa" w:w="1814"/>
+          </w:tcPr>
+          <w:p>
+            <w:r>
+              <w:t>846.21</w:t>
+            </w:r>
+          </w:p>
+        </w:tc>
+        <w:tc>
+          <w:tcPr>
+            <w:tcW w:type="dxa" w:w="1814"/>
+          </w:tcPr>
+          <w:p>
+            <w:r/>
+          </w:p>
+        </w:tc>
+      </w:tr>
+      <w:tr>
+        <w:tc>
+          <w:tcPr>
+            <w:tcW w:type="dxa" w:w="1814"/>
+          </w:tcPr>
+          <w:p>
+            <w:r>
+              <w:t>GRU</w:t>
+            </w:r>
+          </w:p>
+        </w:tc>
+        <w:tc>
+          <w:tcPr>
+            <w:tcW w:type="dxa" w:w="1814"/>
+          </w:tcPr>
+          <w:p>
+            <w:r>
+              <w:t>1164.82</w:t>
+            </w:r>
+          </w:p>
+        </w:tc>
+        <w:tc>
+          <w:tcPr>
+            <w:tcW w:type="dxa" w:w="1814"/>
+          </w:tcPr>
+          <w:p>
+            <w:r>
+              <w:t>909.96</w:t>
+            </w:r>
+          </w:p>
+        </w:tc>
+        <w:tc>
+          <w:tcPr>
+            <w:tcW w:type="dxa" w:w="1814"/>
+          </w:tcPr>
+          <w:p>
+            <w:r>
+              <w:t>741.50</w:t>
+            </w:r>
+          </w:p>
+        </w:tc>
+        <w:tc>
+          <w:tcPr>
+            <w:tcW w:type="dxa" w:w="1814"/>
+          </w:tcPr>
+          <w:p>
+            <w:r>
+              <w:t>★ 최적</w:t>
+            </w:r>
+          </w:p>
+        </w:tc>
+      </w:tr>
+      <w:tr>
+        <w:tc>
+          <w:tcPr>
+            <w:tcW w:type="dxa" w:w="1814"/>
+          </w:tcPr>
+          <w:p>
+            <w:r>
+              <w:t>BiLSTM</w:t>
+            </w:r>
+          </w:p>
+        </w:tc>
+        <w:tc>
+          <w:tcPr>
+            <w:tcW w:type="dxa" w:w="1814"/>
+          </w:tcPr>
+          <w:p>
+            <w:r>
+              <w:t>1301.63</w:t>
+            </w:r>
+          </w:p>
+        </w:tc>
+        <w:tc>
+          <w:tcPr>
+            <w:tcW w:type="dxa" w:w="1814"/>
+          </w:tcPr>
+          <w:p>
+            <w:r>
+              <w:t>1021.19</w:t>
+            </w:r>
+          </w:p>
+        </w:tc>
+        <w:tc>
+          <w:tcPr>
+            <w:tcW w:type="dxa" w:w="1814"/>
+          </w:tcPr>
+          <w:p>
+            <w:r>
+              <w:t>805.53</w:t>
+            </w:r>
+          </w:p>
+        </w:tc>
+        <w:tc>
+          <w:tcPr>
+            <w:tcW w:type="dxa" w:w="1814"/>
+          </w:tcPr>
+          <w:p>
+            <w:r/>
+          </w:p>
+        </w:tc>
+      </w:tr>
+      <w:tr>
+        <w:tc>
+          <w:tcPr>
+            <w:tcW w:type="dxa" w:w="1814"/>
+          </w:tcPr>
+          <w:p>
+            <w:r>
+              <w:t>1D-CNN</w:t>
+            </w:r>
+          </w:p>
+        </w:tc>
+        <w:tc>
+          <w:tcPr>
+            <w:tcW w:type="dxa" w:w="1814"/>
+          </w:tcPr>
+          <w:p>
+            <w:r>
+              <w:t>1093.23</w:t>
+            </w:r>
+          </w:p>
+        </w:tc>
+        <w:tc>
+          <w:tcPr>
+            <w:tcW w:type="dxa" w:w="1814"/>
+          </w:tcPr>
+          <w:p>
+            <w:r>
+              <w:t>938.03</w:t>
+            </w:r>
+          </w:p>
+        </w:tc>
+        <w:tc>
+          <w:tcPr>
+            <w:tcW w:type="dxa" w:w="1814"/>
+          </w:tcPr>
+          <w:p>
+            <w:r>
+              <w:t>754.87</w:t>
+            </w:r>
+          </w:p>
+        </w:tc>
+        <w:tc>
+          <w:tcPr>
+            <w:tcW w:type="dxa" w:w="1814"/>
+          </w:tcPr>
+          <w:p>
+            <w:r/>
+          </w:p>
+        </w:tc>
+      </w:tr>
+      <w:tr>
+        <w:tc>
+          <w:tcPr>
+            <w:tcW w:type="dxa" w:w="1814"/>
+          </w:tcPr>
+          <w:p>
+            <w:r>
+              <w:t>CNN-LSTM</w:t>
+            </w:r>
+          </w:p>
+        </w:tc>
+        <w:tc>
+          <w:tcPr>
+            <w:tcW w:type="dxa" w:w="1814"/>
+          </w:tcPr>
+          <w:p>
+            <w:r>
+              <w:t>1168.68</w:t>
+            </w:r>
+          </w:p>
+        </w:tc>
+        <w:tc>
+          <w:tcPr>
+            <w:tcW w:type="dxa" w:w="1814"/>
+          </w:tcPr>
+          <w:p>
+            <w:r>
+              <w:t>996.61</w:t>
+            </w:r>
+          </w:p>
+        </w:tc>
+        <w:tc>
+          <w:tcPr>
+            <w:tcW w:type="dxa" w:w="1814"/>
+          </w:tcPr>
+          <w:p>
+            <w:r>
+              <w:t>789.89</w:t>
+            </w:r>
+          </w:p>
+        </w:tc>
+        <w:tc>
+          <w:tcPr>
+            <w:tcW w:type="dxa" w:w="1814"/>
+          </w:tcPr>
+          <w:p>
+            <w:r/>
+          </w:p>
+        </w:tc>
+      </w:tr>
+    </w:tbl>
+    <w:p/>
+    <w:p>
+      <w:r>
+        <w:t>4-2. GRU v2 (BN+LN) 개선 결과 (femto_dl_bn_compare_results.json)</w:t>
+      </w:r>
+    </w:p>
+    <w:tbl>
+      <w:tblPr>
+        <w:tblStyle w:val="TableGrid"/>
+        <w:tblW w:type="auto" w:w="0"/>
+        <w:tblLook w:firstColumn="1" w:firstRow="1" w:lastColumn="0" w:lastRow="0" w:noHBand="0" w:noVBand="1" w:val="04A0"/>
+      </w:tblPr>
+      <w:tblGrid>
+        <w:gridCol w:w="1512"/>
+        <w:gridCol w:w="1512"/>
+        <w:gridCol w:w="1512"/>
+        <w:gridCol w:w="1512"/>
+        <w:gridCol w:w="1512"/>
+        <w:gridCol w:w="1512"/>
+      </w:tblGrid>
+      <w:tr>
+        <w:tc>
+          <w:tcPr>
+            <w:tcW w:type="dxa" w:w="1512"/>
+            <w:shd w:val="clear" w:color="auto" w:fill="2E75B6"/>
+          </w:tcPr>
+          <w:p>
+            <w:r>
+              <w:rPr>
+                <w:b/>
+                <w:color w:val="FFFFFF"/>
+              </w:rPr>
+              <w:t>구분</w:t>
+            </w:r>
+          </w:p>
+        </w:tc>
+        <w:tc>
+          <w:tcPr>
+            <w:tcW w:type="dxa" w:w="1512"/>
+            <w:shd w:val="clear" w:color="auto" w:fill="2E75B6"/>
+          </w:tcPr>
+          <w:p>
+            <w:r>
+              <w:rPr>
+                <w:b/>
+                <w:color w:val="FFFFFF"/>
+              </w:rPr>
+              <w:t>CV RMSE(분)</w:t>
+            </w:r>
+          </w:p>
+        </w:tc>
+        <w:tc>
+          <w:tcPr>
+            <w:tcW w:type="dxa" w:w="1512"/>
+            <w:shd w:val="clear" w:color="auto" w:fill="2E75B6"/>
+          </w:tcPr>
+          <w:p>
+            <w:r>
+              <w:rPr>
+                <w:b/>
+                <w:color w:val="FFFFFF"/>
+              </w:rPr>
+              <w:t>OOS RMSE(분)</w:t>
+            </w:r>
+          </w:p>
+        </w:tc>
+        <w:tc>
+          <w:tcPr>
+            <w:tcW w:type="dxa" w:w="1512"/>
+            <w:shd w:val="clear" w:color="auto" w:fill="2E75B6"/>
+          </w:tcPr>
+          <w:p>
+            <w:r>
+              <w:rPr>
+                <w:b/>
+                <w:color w:val="FFFFFF"/>
+              </w:rPr>
+              <w:t>OOS MAE(분)</w:t>
+            </w:r>
+          </w:p>
+        </w:tc>
+        <w:tc>
+          <w:tcPr>
+            <w:tcW w:type="dxa" w:w="1512"/>
+            <w:shd w:val="clear" w:color="auto" w:fill="2E75B6"/>
+          </w:tcPr>
+          <w:p>
+            <w:r>
+              <w:rPr>
+                <w:b/>
+                <w:color w:val="FFFFFF"/>
+              </w:rPr>
+              <w:t>수렴 에폭</w:t>
+            </w:r>
+          </w:p>
+        </w:tc>
+        <w:tc>
+          <w:tcPr>
+            <w:tcW w:type="dxa" w:w="1512"/>
+            <w:shd w:val="clear" w:color="auto" w:fill="2E75B6"/>
+          </w:tcPr>
+          <w:p>
+            <w:r>
+              <w:rPr>
+                <w:b/>
+                <w:color w:val="FFFFFF"/>
+              </w:rPr>
+              <w:t>개선율</w:t>
+            </w:r>
+          </w:p>
+        </w:tc>
+      </w:tr>
+      <w:tr>
+        <w:tc>
+          <w:tcPr>
+            <w:tcW w:type="dxa" w:w="1512"/>
+          </w:tcPr>
+          <w:p>
+            <w:r>
+              <w:t>GRU v1 (기준)</w:t>
+            </w:r>
+          </w:p>
+        </w:tc>
+        <w:tc>
+          <w:tcPr>
+            <w:tcW w:type="dxa" w:w="1512"/>
+          </w:tcPr>
+          <w:p>
+            <w:r>
+              <w:t>1175.3</w:t>
+            </w:r>
+          </w:p>
+        </w:tc>
+        <w:tc>
+          <w:tcPr>
+            <w:tcW w:type="dxa" w:w="1512"/>
+          </w:tcPr>
+          <w:p>
+            <w:r>
+              <w:t>973.5</w:t>
+            </w:r>
+          </w:p>
+        </w:tc>
+        <w:tc>
+          <w:tcPr>
+            <w:tcW w:type="dxa" w:w="1512"/>
+          </w:tcPr>
+          <w:p>
+            <w:r>
+              <w:t>806.3</w:t>
+            </w:r>
+          </w:p>
+        </w:tc>
+        <w:tc>
+          <w:tcPr>
+            <w:tcW w:type="dxa" w:w="1512"/>
+          </w:tcPr>
+          <w:p>
+            <w:r>
+              <w:t>54</w:t>
+            </w:r>
+          </w:p>
+        </w:tc>
+        <w:tc>
+          <w:tcPr>
+            <w:tcW w:type="dxa" w:w="1512"/>
+          </w:tcPr>
+          <w:p>
+            <w:r>
+              <w:t>-</w:t>
+            </w:r>
+          </w:p>
+        </w:tc>
+      </w:tr>
+      <w:tr>
+        <w:tc>
+          <w:tcPr>
+            <w:tcW w:type="dxa" w:w="1512"/>
+          </w:tcPr>
+          <w:p>
+            <w:r>
+              <w:t>GRU v2 (BN+LN)</w:t>
+            </w:r>
+          </w:p>
+        </w:tc>
+        <w:tc>
+          <w:tcPr>
+            <w:tcW w:type="dxa" w:w="1512"/>
+          </w:tcPr>
+          <w:p>
+            <w:r>
+              <w:t>1037.7</w:t>
+            </w:r>
+          </w:p>
+        </w:tc>
+        <w:tc>
+          <w:tcPr>
+            <w:tcW w:type="dxa" w:w="1512"/>
+          </w:tcPr>
+          <w:p>
+            <w:r>
+              <w:t>810.4</w:t>
+            </w:r>
+          </w:p>
+        </w:tc>
+        <w:tc>
+          <w:tcPr>
+            <w:tcW w:type="dxa" w:w="1512"/>
+          </w:tcPr>
+          <w:p>
+            <w:r>
+              <w:t>665.6</w:t>
+            </w:r>
+          </w:p>
+        </w:tc>
+        <w:tc>
+          <w:tcPr>
+            <w:tcW w:type="dxa" w:w="1512"/>
+          </w:tcPr>
+          <w:p>
+            <w:r>
+              <w:t>33</w:t>
+            </w:r>
+          </w:p>
+        </w:tc>
+        <w:tc>
+          <w:tcPr>
+            <w:tcW w:type="dxa" w:w="1512"/>
+          </w:tcPr>
+          <w:p>
+            <w:r>
+              <w:t>+16.8%</w:t>
+            </w:r>
+          </w:p>
+        </w:tc>
+      </w:tr>
+    </w:tbl>
+    <w:p/>
+    <w:p>
+      <w:r>
+        <w:t>4-3. Autoencoder 비지도 이상탐지 (ae_results.json)</w:t>
+      </w:r>
+    </w:p>
+    <w:tbl>
+      <w:tblPr>
+        <w:tblStyle w:val="TableGrid"/>
+        <w:tblW w:type="auto" w:w="0"/>
+        <w:tblLook w:firstColumn="1" w:firstRow="1" w:lastColumn="0" w:lastRow="0" w:noHBand="0" w:noVBand="1" w:val="04A0"/>
+      </w:tblPr>
+      <w:tblGrid>
+        <w:gridCol w:w="1814"/>
+        <w:gridCol w:w="1814"/>
+        <w:gridCol w:w="1814"/>
+        <w:gridCol w:w="1814"/>
+        <w:gridCol w:w="1814"/>
+      </w:tblGrid>
+      <w:tr>
+        <w:tc>
+          <w:tcPr>
+            <w:tcW w:type="dxa" w:w="1814"/>
+            <w:shd w:val="clear" w:color="auto" w:fill="2E75B6"/>
+          </w:tcPr>
+          <w:p>
+            <w:r>
+              <w:rPr>
+                <w:b/>
+                <w:color w:val="FFFFFF"/>
+              </w:rPr>
+              <w:t>모델</w:t>
+            </w:r>
+          </w:p>
+        </w:tc>
+        <w:tc>
+          <w:tcPr>
+            <w:tcW w:type="dxa" w:w="1814"/>
+            <w:shd w:val="clear" w:color="auto" w:fill="2E75B6"/>
+          </w:tcPr>
+          <w:p>
+            <w:r>
+              <w:rPr>
+                <w:b/>
+                <w:color w:val="FFFFFF"/>
+              </w:rPr>
+              <w:t>AUC</w:t>
+            </w:r>
+          </w:p>
+        </w:tc>
+        <w:tc>
+          <w:tcPr>
+            <w:tcW w:type="dxa" w:w="1814"/>
+            <w:shd w:val="clear" w:color="auto" w:fill="2E75B6"/>
+          </w:tcPr>
+          <w:p>
+            <w:r>
+              <w:rPr>
+                <w:b/>
+                <w:color w:val="FFFFFF"/>
+              </w:rPr>
+              <w:t>Recall</w:t>
+            </w:r>
+          </w:p>
+        </w:tc>
+        <w:tc>
+          <w:tcPr>
+            <w:tcW w:type="dxa" w:w="1814"/>
+            <w:shd w:val="clear" w:color="auto" w:fill="2E75B6"/>
+          </w:tcPr>
+          <w:p>
+            <w:r>
+              <w:rPr>
+                <w:b/>
+                <w:color w:val="FFFFFF"/>
+              </w:rPr>
+              <w:t>F1</w:t>
+            </w:r>
+          </w:p>
+        </w:tc>
+        <w:tc>
+          <w:tcPr>
+            <w:tcW w:type="dxa" w:w="1814"/>
+            <w:shd w:val="clear" w:color="auto" w:fill="2E75B6"/>
+          </w:tcPr>
+          <w:p>
+            <w:r>
+              <w:rPr>
+                <w:b/>
+                <w:color w:val="FFFFFF"/>
+              </w:rPr>
+              <w:t>비고</w:t>
+            </w:r>
+          </w:p>
+        </w:tc>
+      </w:tr>
+      <w:tr>
+        <w:tc>
+          <w:tcPr>
+            <w:tcW w:type="dxa" w:w="1814"/>
+          </w:tcPr>
+          <w:p>
+            <w:r>
+              <w:t>Autoencoder (비지도)</w:t>
+            </w:r>
+          </w:p>
+        </w:tc>
+        <w:tc>
+          <w:tcPr>
+            <w:tcW w:type="dxa" w:w="1814"/>
+          </w:tcPr>
+          <w:p>
+            <w:r>
+              <w:t>0.968</w:t>
+            </w:r>
+          </w:p>
+        </w:tc>
+        <w:tc>
+          <w:tcPr>
+            <w:tcW w:type="dxa" w:w="1814"/>
+          </w:tcPr>
+          <w:p>
+            <w:r>
+              <w:t>0.828</w:t>
+            </w:r>
+          </w:p>
+        </w:tc>
+        <w:tc>
+          <w:tcPr>
+            <w:tcW w:type="dxa" w:w="1814"/>
+          </w:tcPr>
+          <w:p>
+            <w:r>
+              <w:t>0.505</w:t>
+            </w:r>
+          </w:p>
+        </w:tc>
+        <w:tc>
+          <w:tcPr>
+            <w:tcW w:type="dxa" w:w="1814"/>
+          </w:tcPr>
+          <w:p>
+            <w:r>
+              <w:t>라벨 없이 학습, 최적 임계값 자동 탐색</w:t>
+            </w:r>
+          </w:p>
+        </w:tc>
+      </w:tr>
+      <w:tr>
+        <w:tc>
+          <w:tcPr>
+            <w:tcW w:type="dxa" w:w="1814"/>
+          </w:tcPr>
+          <w:p>
+            <w:r>
+              <w:t>Random Forest (지도 기준선)</w:t>
+            </w:r>
+          </w:p>
+        </w:tc>
+        <w:tc>
+          <w:tcPr>
+            <w:tcW w:type="dxa" w:w="1814"/>
+          </w:tcPr>
+          <w:p>
+            <w:r>
+              <w:t>0.99</w:t>
+            </w:r>
+          </w:p>
+        </w:tc>
+        <w:tc>
+          <w:tcPr>
+            <w:tcW w:type="dxa" w:w="1814"/>
+          </w:tcPr>
+          <w:p>
+            <w:r>
+              <w:t>0.91</w:t>
+            </w:r>
+          </w:p>
+        </w:tc>
+        <w:tc>
+          <w:tcPr>
+            <w:tcW w:type="dxa" w:w="1814"/>
+          </w:tcPr>
+          <w:p>
+            <w:r>
+              <w:t>0.87</w:t>
+            </w:r>
+          </w:p>
+        </w:tc>
+        <w:tc>
+          <w:tcPr>
+            <w:tcW w:type="dxa" w:w="1814"/>
+          </w:tcPr>
+          <w:p>
+            <w:r>
+              <w:t>지도학습 상한선</w:t>
+            </w:r>
+          </w:p>
+        </w:tc>
+      </w:tr>
+    </w:tbl>
+    <w:p>
+      <w:r>
+        <w:t>해석: AE AUC 0.968은 비지도 학습임에도 RF(0.99) 대비 약 97.9% 수준. 라벨 없는 신규 설비 초기 이상감지에 활용 가능. 2단계 파이프라인(AE 1차 비지도 -&gt; RF 2차 지도) 권고.</w:t>
+      </w:r>
+    </w:p>
+    <w:p/>
+    <w:p>
+      <w:pPr>
+        <w:pStyle w:val="Heading2"/>
+      </w:pPr>
+      <w:r>
+        <w:t>5. LLM 진단 보고서 아키텍처 (Proposal A)</w:t>
+      </w:r>
+    </w:p>
+    <w:tbl>
+      <w:tblPr>
+        <w:tblStyle w:val="TableGrid"/>
+        <w:tblW w:type="auto" w:w="0"/>
+        <w:tblLook w:firstColumn="1" w:firstRow="1" w:lastColumn="0" w:lastRow="0" w:noHBand="0" w:noVBand="1" w:val="04A0"/>
+      </w:tblPr>
+      <w:tblGrid>
+        <w:gridCol w:w="4536"/>
+        <w:gridCol w:w="4536"/>
+      </w:tblGrid>
+      <w:tr>
+        <w:tc>
+          <w:tcPr>
+            <w:tcW w:type="dxa" w:w="4536"/>
+            <w:shd w:val="clear" w:color="auto" w:fill="2E75B6"/>
+          </w:tcPr>
+          <w:p>
+            <w:r>
+              <w:rPr>
+                <w:b/>
+                <w:color w:val="FFFFFF"/>
+              </w:rPr>
+              <w:t>단계</w:t>
+            </w:r>
+          </w:p>
+        </w:tc>
+        <w:tc>
+          <w:tcPr>
+            <w:tcW w:type="dxa" w:w="4536"/>
+            <w:shd w:val="clear" w:color="auto" w:fill="2E75B6"/>
+          </w:tcPr>
+          <w:p>
+            <w:r>
+              <w:rPr>
+                <w:b/>
+                <w:color w:val="FFFFFF"/>
+              </w:rPr>
+              <w:t>내용</w:t>
+            </w:r>
+          </w:p>
+        </w:tc>
+      </w:tr>
+      <w:tr>
+        <w:tc>
+          <w:tcPr>
+            <w:tcW w:type="dxa" w:w="4536"/>
+          </w:tcPr>
+          <w:p>
+            <w:r>
+              <w:t>입력</w:t>
+            </w:r>
+          </w:p>
+        </w:tc>
+        <w:tc>
+          <w:tcPr>
+            <w:tcW w:type="dxa" w:w="4536"/>
+          </w:tcPr>
+          <w:p>
+            <w:r>
+              <w:t>센서 측정값 9개 피처 (h_rms, h_kurt, v_rms, temp_mean 등)</w:t>
+            </w:r>
+          </w:p>
+        </w:tc>
+      </w:tr>
+      <w:tr>
+        <w:tc>
+          <w:tcPr>
+            <w:tcW w:type="dxa" w:w="4536"/>
+          </w:tcPr>
+          <w:p>
+            <w:r>
+              <w:t>1단 ML</w:t>
+            </w:r>
+          </w:p>
+        </w:tc>
+        <w:tc>
+          <w:tcPr>
+            <w:tcW w:type="dxa" w:w="4536"/>
+          </w:tcPr>
+          <w:p>
+            <w:r>
+              <w:t>RF/XGB 열화 확률 및 판정(정상/열화)</w:t>
+            </w:r>
+          </w:p>
+        </w:tc>
+      </w:tr>
+      <w:tr>
+        <w:tc>
+          <w:tcPr>
+            <w:tcW w:type="dxa" w:w="4536"/>
+          </w:tcPr>
+          <w:p>
+            <w:r>
+              <w:t>2단 DL</w:t>
+            </w:r>
+          </w:p>
+        </w:tc>
+        <w:tc>
+          <w:tcPr>
+            <w:tcW w:type="dxa" w:w="4536"/>
+          </w:tcPr>
+          <w:p>
+            <w:r>
+              <w:t>GRU v2 / LSTM RUL 예측 (분 단위)</w:t>
+            </w:r>
+          </w:p>
+        </w:tc>
+      </w:tr>
+      <w:tr>
+        <w:tc>
+          <w:tcPr>
+            <w:tcW w:type="dxa" w:w="4536"/>
+          </w:tcPr>
+          <w:p>
+            <w:r>
+              <w:t>3단 RAG</w:t>
+            </w:r>
+          </w:p>
+        </w:tc>
+        <w:tc>
+          <w:tcPr>
+            <w:tcW w:type="dxa" w:w="4536"/>
+          </w:tcPr>
+          <w:p>
+            <w:r>
+              <w:t>FAISS 인덱스 유사 사례 Top-3 (베어링명, 유사도, RUL, 상태)</w:t>
+            </w:r>
+          </w:p>
+        </w:tc>
+      </w:tr>
+      <w:tr>
+        <w:tc>
+          <w:tcPr>
+            <w:tcW w:type="dxa" w:w="4536"/>
+          </w:tcPr>
+          <w:p>
+            <w:r>
+              <w:t>LLM</w:t>
+            </w:r>
+          </w:p>
+        </w:tc>
+        <w:tc>
+          <w:tcPr>
+            <w:tcW w:type="dxa" w:w="4536"/>
+          </w:tcPr>
+          <w:p>
+            <w:r>
+              <w:t>Claude API (claude-haiku-4-5-20251001), 시스템 프롬프트: PdM 전문가</w:t>
+            </w:r>
+          </w:p>
+        </w:tc>
+      </w:tr>
+      <w:tr>
+        <w:tc>
+          <w:tcPr>
+            <w:tcW w:type="dxa" w:w="4536"/>
+          </w:tcPr>
+          <w:p>
+            <w:r>
+              <w:t>출력</w:t>
+            </w:r>
+          </w:p>
+        </w:tc>
+        <w:tc>
+          <w:tcPr>
+            <w:tcW w:type="dxa" w:w="4536"/>
+          </w:tcPr>
+          <w:p>
+            <w:r>
+              <w:t>4개 섹션 자연어 보고서 (현재상태/이상신호/정비권고/유사사례, 300자 이내)</w:t>
+            </w:r>
+          </w:p>
+        </w:tc>
+      </w:tr>
+      <w:tr>
+        <w:tc>
+          <w:tcPr>
+            <w:tcW w:type="dxa" w:w="4536"/>
+          </w:tcPr>
+          <w:p>
+            <w:r>
+              <w:t>Mock 모드</w:t>
+            </w:r>
+          </w:p>
+        </w:tc>
+        <w:tc>
+          <w:tcPr>
+            <w:tcW w:type="dxa" w:w="4536"/>
+          </w:tcPr>
+          <w:p>
+            <w:r>
+              <w:t>API 키 미설정 시 규칙 기반 보고서 자동 생성 (데모용)</w:t>
+            </w:r>
+          </w:p>
+        </w:tc>
+      </w:tr>
+    </w:tbl>
+    <w:p/>
+    <w:p>
+      <w:pPr>
+        <w:pStyle w:val="Heading2"/>
+      </w:pPr>
+      <w:r>
+        <w:t>6. 구현 로드맵 (2026-06-30 업데이트)</w:t>
+      </w:r>
+    </w:p>
+    <w:tbl>
+      <w:tblPr>
+        <w:tblStyle w:val="TableGrid"/>
+        <w:tblW w:type="auto" w:w="0"/>
+        <w:tblLook w:firstColumn="1" w:firstRow="1" w:lastColumn="0" w:lastRow="0" w:noHBand="0" w:noVBand="1" w:val="04A0"/>
+      </w:tblPr>
+      <w:tblGrid>
+        <w:gridCol w:w="2268"/>
+        <w:gridCol w:w="2268"/>
+        <w:gridCol w:w="2268"/>
+        <w:gridCol w:w="2268"/>
+      </w:tblGrid>
+      <w:tr>
+        <w:tc>
+          <w:tcPr>
+            <w:tcW w:type="dxa" w:w="2268"/>
+            <w:shd w:val="clear" w:color="auto" w:fill="2E75B6"/>
+          </w:tcPr>
+          <w:p>
+            <w:r>
+              <w:rPr>
+                <w:b/>
+                <w:color w:val="FFFFFF"/>
+              </w:rPr>
+              <w:t>단계</w:t>
+            </w:r>
+          </w:p>
+        </w:tc>
+        <w:tc>
+          <w:tcPr>
+            <w:tcW w:type="dxa" w:w="2268"/>
+            <w:shd w:val="clear" w:color="auto" w:fill="2E75B6"/>
+          </w:tcPr>
+          <w:p>
+            <w:r>
+              <w:rPr>
+                <w:b/>
+                <w:color w:val="FFFFFF"/>
+              </w:rPr>
+              <w:t>내용</w:t>
+            </w:r>
+          </w:p>
+        </w:tc>
+        <w:tc>
+          <w:tcPr>
+            <w:tcW w:type="dxa" w:w="2268"/>
+            <w:shd w:val="clear" w:color="auto" w:fill="2E75B6"/>
+          </w:tcPr>
+          <w:p>
+            <w:r>
+              <w:rPr>
+                <w:b/>
+                <w:color w:val="FFFFFF"/>
+              </w:rPr>
+              <w:t>예상 기간</w:t>
+            </w:r>
+          </w:p>
+        </w:tc>
+        <w:tc>
+          <w:tcPr>
+            <w:tcW w:type="dxa" w:w="2268"/>
+            <w:shd w:val="clear" w:color="auto" w:fill="2E75B6"/>
+          </w:tcPr>
+          <w:p>
+            <w:r>
+              <w:rPr>
+                <w:b/>
+                <w:color w:val="FFFFFF"/>
+              </w:rPr>
+              <w:t>상태</w:t>
+            </w:r>
+          </w:p>
+        </w:tc>
+      </w:tr>
+      <w:tr>
+        <w:tc>
+          <w:tcPr>
+            <w:tcW w:type="dxa" w:w="2268"/>
+          </w:tcPr>
+          <w:p>
+            <w:r>
+              <w:t>즉시 (완료)</w:t>
+            </w:r>
+          </w:p>
+        </w:tc>
+        <w:tc>
+          <w:tcPr>
+            <w:tcW w:type="dxa" w:w="2268"/>
+          </w:tcPr>
+          <w:p>
+            <w:r>
+              <w:t>SHAP 피처 중요도 + Autoencoder 비지도 이상탐지 + 3D 산점도</w:t>
+            </w:r>
+          </w:p>
+        </w:tc>
+        <w:tc>
+          <w:tcPr>
+            <w:tcW w:type="dxa" w:w="2268"/>
+          </w:tcPr>
+          <w:p>
+            <w:r>
+              <w:t>1-2주</w:t>
+            </w:r>
+          </w:p>
+        </w:tc>
+        <w:tc>
+          <w:tcPr>
+            <w:tcW w:type="dxa" w:w="2268"/>
+          </w:tcPr>
+          <w:p>
+            <w:r>
+              <w:t>완료</w:t>
+            </w:r>
+          </w:p>
+        </w:tc>
+      </w:tr>
+      <w:tr>
+        <w:tc>
+          <w:tcPr>
+            <w:tcW w:type="dxa" w:w="2268"/>
+          </w:tcPr>
+          <w:p>
+            <w:r>
+              <w:t>즉시 (완료)</w:t>
+            </w:r>
+          </w:p>
+        </w:tc>
+        <w:tc>
+          <w:tcPr>
+            <w:tcW w:type="dxa" w:w="2268"/>
+          </w:tcPr>
+          <w:p>
+            <w:r>
+              <w:t>LLM 진단 보고서 Proposal A + Streamlit Tab6 AI 정비 권고</w:t>
+            </w:r>
+          </w:p>
+        </w:tc>
+        <w:tc>
+          <w:tcPr>
+            <w:tcW w:type="dxa" w:w="2268"/>
+          </w:tcPr>
+          <w:p>
+            <w:r>
+              <w:t>1-2주</w:t>
+            </w:r>
+          </w:p>
+        </w:tc>
+        <w:tc>
+          <w:tcPr>
+            <w:tcW w:type="dxa" w:w="2268"/>
+          </w:tcPr>
+          <w:p>
+            <w:r>
+              <w:t>완료</w:t>
+            </w:r>
+          </w:p>
+        </w:tc>
+      </w:tr>
+      <w:tr>
+        <w:tc>
+          <w:tcPr>
+            <w:tcW w:type="dxa" w:w="2268"/>
+          </w:tcPr>
+          <w:p>
+            <w:r>
+              <w:t>단기 (카메라/이미지 확보 후)</w:t>
+            </w:r>
+          </w:p>
+        </w:tc>
+        <w:tc>
+          <w:tcPr>
+            <w:tcW w:type="dxa" w:w="2268"/>
+          </w:tcPr>
+          <w:p>
+            <w:r>
+              <w:t>NEU/MVTec 이미지 데이터 CNN 재학습 + FEMTO Tab6 이미지 결함 분류 추가</w:t>
+              <w:br/>
+              <w:t>(Casting Defect CNN 로컬 부재 — 재구현 필요)</w:t>
+            </w:r>
+          </w:p>
+        </w:tc>
+        <w:tc>
+          <w:tcPr>
+            <w:tcW w:type="dxa" w:w="2268"/>
+          </w:tcPr>
+          <w:p>
+            <w:r>
+              <w:t>2-4주</w:t>
+            </w:r>
+          </w:p>
+        </w:tc>
+        <w:tc>
+          <w:tcPr>
+            <w:tcW w:type="dxa" w:w="2268"/>
+          </w:tcPr>
+          <w:p>
+            <w:r>
+              <w:t>미착수</w:t>
+            </w:r>
+          </w:p>
+        </w:tc>
+      </w:tr>
+      <w:tr>
+        <w:tc>
+          <w:tcPr>
+            <w:tcW w:type="dxa" w:w="2268"/>
+          </w:tcPr>
+          <w:p>
+            <w:r>
+              <w:t>중기</w:t>
+            </w:r>
+          </w:p>
+        </w:tc>
+        <w:tc>
+          <w:tcPr>
+            <w:tcW w:type="dxa" w:w="2268"/>
+          </w:tcPr>
+          <w:p>
+            <w:r>
+              <w:t>Grad-CAM 히트맵 + RAG 자동 연결 (CNN 결함 유형 기반)</w:t>
+            </w:r>
+          </w:p>
+        </w:tc>
+        <w:tc>
+          <w:tcPr>
+            <w:tcW w:type="dxa" w:w="2268"/>
+          </w:tcPr>
+          <w:p>
+            <w:r>
+              <w:t>1-2개월</w:t>
+            </w:r>
+          </w:p>
+        </w:tc>
+        <w:tc>
+          <w:tcPr>
+            <w:tcW w:type="dxa" w:w="2268"/>
+          </w:tcPr>
+          <w:p>
+            <w:r>
+              <w:t>예정</w:t>
+            </w:r>
+          </w:p>
+        </w:tc>
+      </w:tr>
+      <w:tr>
+        <w:tc>
+          <w:tcPr>
+            <w:tcW w:type="dxa" w:w="2268"/>
+          </w:tcPr>
+          <w:p>
+            <w:r>
+              <w:t>장기</w:t>
+            </w:r>
+          </w:p>
+        </w:tc>
+        <w:tc>
+          <w:tcPr>
+            <w:tcW w:type="dxa" w:w="2268"/>
+          </w:tcPr>
+          <w:p>
+            <w:r>
+              <w:t>SHAP+Grad-CAM+LLM 멀티모달 자연어 보고서 완성</w:t>
+            </w:r>
+          </w:p>
+        </w:tc>
+        <w:tc>
+          <w:tcPr>
+            <w:tcW w:type="dxa" w:w="2268"/>
+          </w:tcPr>
+          <w:p>
+            <w:r>
+              <w:t>2-3개월</w:t>
+            </w:r>
+          </w:p>
+        </w:tc>
+        <w:tc>
+          <w:tcPr>
+            <w:tcW w:type="dxa" w:w="2268"/>
+          </w:tcPr>
+          <w:p>
+            <w:r>
+              <w:t>예정</w:t>
+            </w:r>
+          </w:p>
+        </w:tc>
+      </w:tr>
+    </w:tbl>
+    <w:p/>
+    <w:p>
+      <w:pPr>
+        <w:pStyle w:val="Heading2"/>
+      </w:pPr>
+      <w:r>
+        <w:t>7. Casting Defect CNN 현황 (참고)</w:t>
+      </w:r>
+    </w:p>
+    <w:p>
+      <w:r>
+        <w:t>[주의] Casting Defect CNN 소스는 현재 로컬(C:\AISOURCE)에 없습니다. 이전 LLM 폴더 삭제 시 함께 제거된 것으로 추정됩니다. 시너지 분석 문서 2~5절의 통합 계획은 유효하나 실제 구현은 이미지 데이터(NEU Surface Defect 등) 확보 후 진행 예정입니다.</w:t>
+      </w:r>
+    </w:p>
+    <w:tbl>
+      <w:tblPr>
+        <w:tblStyle w:val="TableGrid"/>
+        <w:tblW w:type="auto" w:w="0"/>
+        <w:tblLook w:firstColumn="1" w:firstRow="1" w:lastColumn="0" w:lastRow="0" w:noHBand="0" w:noVBand="1" w:val="04A0"/>
+      </w:tblPr>
+      <w:tblGrid>
+        <w:gridCol w:w="4536"/>
+        <w:gridCol w:w="4536"/>
+      </w:tblGrid>
+      <w:tr>
+        <w:tc>
+          <w:tcPr>
+            <w:tcW w:type="dxa" w:w="4536"/>
+            <w:shd w:val="clear" w:color="auto" w:fill="2E75B6"/>
+          </w:tcPr>
+          <w:p>
+            <w:r>
+              <w:rPr>
+                <w:b/>
+                <w:color w:val="FFFFFF"/>
+              </w:rPr>
+              <w:t>항목</w:t>
+            </w:r>
+          </w:p>
+        </w:tc>
+        <w:tc>
+          <w:tcPr>
+            <w:tcW w:type="dxa" w:w="4536"/>
+            <w:shd w:val="clear" w:color="auto" w:fill="2E75B6"/>
+          </w:tcPr>
+          <w:p>
+            <w:r>
+              <w:rPr>
+                <w:b/>
+                <w:color w:val="FFFFFF"/>
+              </w:rPr>
+              <w:t>내용</w:t>
+            </w:r>
+          </w:p>
+        </w:tc>
+      </w:tr>
+      <w:tr>
+        <w:tc>
+          <w:tcPr>
+            <w:tcW w:type="dxa" w:w="4536"/>
+          </w:tcPr>
+          <w:p>
+            <w:r>
+              <w:t>소스 현황</w:t>
+            </w:r>
+          </w:p>
+        </w:tc>
+        <w:tc>
+          <w:tcPr>
+            <w:tcW w:type="dxa" w:w="4536"/>
+          </w:tcPr>
+          <w:p>
+            <w:r>
+              <w:t>로컬 없음 (LLM 폴더 삭제 시 제거된 것으로 추정)</w:t>
+            </w:r>
+          </w:p>
+        </w:tc>
+      </w:tr>
+      <w:tr>
+        <w:tc>
+          <w:tcPr>
+            <w:tcW w:type="dxa" w:w="4536"/>
+          </w:tcPr>
+          <w:p>
+            <w:r>
+              <w:t>대체 데이터셋 후보</w:t>
+            </w:r>
+          </w:p>
+        </w:tc>
+        <w:tc>
+          <w:tcPr>
+            <w:tcW w:type="dxa" w:w="4536"/>
+          </w:tcPr>
+          <w:p>
+            <w:r>
+              <w:t>NEU Surface Defect (Kaggle — 철강 표면 6종 1,800장, 공개·무료)</w:t>
+            </w:r>
+          </w:p>
+        </w:tc>
+      </w:tr>
+      <w:tr>
+        <w:tc>
+          <w:tcPr>
+            <w:tcW w:type="dxa" w:w="4536"/>
+          </w:tcPr>
+          <w:p>
+            <w:r>
+              <w:t>향후 계획</w:t>
+            </w:r>
+          </w:p>
+        </w:tc>
+        <w:tc>
+          <w:tcPr>
+            <w:tcW w:type="dxa" w:w="4536"/>
+          </w:tcPr>
+          <w:p>
+            <w:r>
+              <w:t>이미지 확보 후 2D-CNN 재학습 -&gt; FEMTO Tab6 추가 (Phase 2 완성)</w:t>
+            </w:r>
+          </w:p>
+        </w:tc>
+      </w:tr>
+    </w:tbl>
+    <w:p/>
+    <w:p>
+      <w:r>
+        <w:rPr>
+          <w:i/>
+          <w:sz w:val="18"/>
+        </w:rPr>
+        <w:t>본 업데이트 섹션은 2026-06-30 최신 커밋(3f4238c6) 기준으로 작성되었습니다.</w:t>
       </w:r>
     </w:p>
     <w:sectPr>
